--- a/Content/Exercise description organiser.docx
+++ b/Content/Exercise description organiser.docx
@@ -5,45 +5,84 @@
     <w:tbl>
       <w:tblPr>
         <w:tblStyle w:val="TableGrid"/>
-        <w:tblW w:w="14596" w:type="dxa"/>
+        <w:tblW w:w="16160" w:type="dxa"/>
+        <w:tblInd w:w="-1139" w:type="dxa"/>
         <w:tblLook w:val="04A0" w:firstRow="1" w:lastRow="0" w:firstColumn="1" w:lastColumn="0" w:noHBand="0" w:noVBand="1"/>
       </w:tblPr>
       <w:tblGrid>
-        <w:gridCol w:w="5014"/>
-        <w:gridCol w:w="9582"/>
+        <w:gridCol w:w="5954"/>
+        <w:gridCol w:w="4678"/>
+        <w:gridCol w:w="5528"/>
       </w:tblGrid>
       <w:tr>
         <w:tc>
           <w:tcPr>
-            <w:tcW w:w="5014" w:type="dxa"/>
+            <w:tcW w:w="5954" w:type="dxa"/>
           </w:tcPr>
           <w:p>
             <w:pPr>
               <w:jc w:val="center"/>
+              <w:rPr>
+                <w:b/>
+                <w:bCs/>
+              </w:rPr>
             </w:pPr>
             <w:r>
+              <w:rPr>
+                <w:b/>
+                <w:bCs/>
+              </w:rPr>
               <w:t>Exercise (pre-written)</w:t>
             </w:r>
           </w:p>
         </w:tc>
         <w:tc>
           <w:tcPr>
-            <w:tcW w:w="9582" w:type="dxa"/>
+            <w:tcW w:w="4678" w:type="dxa"/>
           </w:tcPr>
           <w:p>
             <w:pPr>
               <w:jc w:val="center"/>
+              <w:rPr>
+                <w:b/>
+                <w:bCs/>
+              </w:rPr>
             </w:pPr>
             <w:r>
+              <w:rPr>
+                <w:b/>
+                <w:bCs/>
+              </w:rPr>
               <w:t>Video</w:t>
             </w:r>
           </w:p>
         </w:tc>
-      </w:tr>
-      <w:tr>
-        <w:tc>
-          <w:tcPr>
-            <w:tcW w:w="5014" w:type="dxa"/>
+        <w:tc>
+          <w:tcPr>
+            <w:tcW w:w="5528" w:type="dxa"/>
+          </w:tcPr>
+          <w:p>
+            <w:pPr>
+              <w:jc w:val="center"/>
+              <w:rPr>
+                <w:b/>
+                <w:bCs/>
+              </w:rPr>
+            </w:pPr>
+            <w:r>
+              <w:rPr>
+                <w:b/>
+                <w:bCs/>
+              </w:rPr>
+              <w:t>Code</w:t>
+            </w:r>
+          </w:p>
+        </w:tc>
+      </w:tr>
+      <w:tr>
+        <w:tc>
+          <w:tcPr>
+            <w:tcW w:w="5954" w:type="dxa"/>
           </w:tcPr>
           <w:p>
             <w:r>
@@ -53,7 +92,7 @@
         </w:tc>
         <w:tc>
           <w:tcPr>
-            <w:tcW w:w="9582" w:type="dxa"/>
+            <w:tcW w:w="4678" w:type="dxa"/>
           </w:tcPr>
           <w:p>
             <w:r>
@@ -61,11 +100,21 @@
             </w:r>
           </w:p>
         </w:tc>
-      </w:tr>
-      <w:tr>
-        <w:tc>
-          <w:tcPr>
-            <w:tcW w:w="5014" w:type="dxa"/>
+        <w:tc>
+          <w:tcPr>
+            <w:tcW w:w="5528" w:type="dxa"/>
+          </w:tcPr>
+          <w:p>
+            <w:r>
+              <w:t>-</w:t>
+            </w:r>
+          </w:p>
+        </w:tc>
+      </w:tr>
+      <w:tr>
+        <w:tc>
+          <w:tcPr>
+            <w:tcW w:w="5954" w:type="dxa"/>
           </w:tcPr>
           <w:p>
             <w:r>
@@ -75,19 +124,29 @@
         </w:tc>
         <w:tc>
           <w:tcPr>
-            <w:tcW w:w="9582" w:type="dxa"/>
-          </w:tcPr>
-          <w:p>
-            <w:r>
-              <w:t>N</w:t>
-            </w:r>
-          </w:p>
-        </w:tc>
-      </w:tr>
-      <w:tr>
-        <w:tc>
-          <w:tcPr>
-            <w:tcW w:w="5014" w:type="dxa"/>
+            <w:tcW w:w="4678" w:type="dxa"/>
+          </w:tcPr>
+          <w:p>
+            <w:r>
+              <w:t>N</w:t>
+            </w:r>
+          </w:p>
+        </w:tc>
+        <w:tc>
+          <w:tcPr>
+            <w:tcW w:w="5528" w:type="dxa"/>
+          </w:tcPr>
+          <w:p>
+            <w:r>
+              <w:t>-</w:t>
+            </w:r>
+          </w:p>
+        </w:tc>
+      </w:tr>
+      <w:tr>
+        <w:tc>
+          <w:tcPr>
+            <w:tcW w:w="5954" w:type="dxa"/>
           </w:tcPr>
           <w:p>
             <w:r>
@@ -97,19 +156,29 @@
         </w:tc>
         <w:tc>
           <w:tcPr>
-            <w:tcW w:w="9582" w:type="dxa"/>
-          </w:tcPr>
-          <w:p>
-            <w:r>
-              <w:t>N</w:t>
-            </w:r>
-          </w:p>
-        </w:tc>
-      </w:tr>
-      <w:tr>
-        <w:tc>
-          <w:tcPr>
-            <w:tcW w:w="5014" w:type="dxa"/>
+            <w:tcW w:w="4678" w:type="dxa"/>
+          </w:tcPr>
+          <w:p>
+            <w:r>
+              <w:t>N</w:t>
+            </w:r>
+          </w:p>
+        </w:tc>
+        <w:tc>
+          <w:tcPr>
+            <w:tcW w:w="5528" w:type="dxa"/>
+          </w:tcPr>
+          <w:p>
+            <w:r>
+              <w:t>-</w:t>
+            </w:r>
+          </w:p>
+        </w:tc>
+      </w:tr>
+      <w:tr>
+        <w:tc>
+          <w:tcPr>
+            <w:tcW w:w="5954" w:type="dxa"/>
           </w:tcPr>
           <w:p>
             <w:r>
@@ -119,19 +188,29 @@
         </w:tc>
         <w:tc>
           <w:tcPr>
-            <w:tcW w:w="9582" w:type="dxa"/>
-          </w:tcPr>
-          <w:p>
-            <w:r>
-              <w:t>N</w:t>
-            </w:r>
-          </w:p>
-        </w:tc>
-      </w:tr>
-      <w:tr>
-        <w:tc>
-          <w:tcPr>
-            <w:tcW w:w="5014" w:type="dxa"/>
+            <w:tcW w:w="4678" w:type="dxa"/>
+          </w:tcPr>
+          <w:p>
+            <w:r>
+              <w:t>N</w:t>
+            </w:r>
+          </w:p>
+        </w:tc>
+        <w:tc>
+          <w:tcPr>
+            <w:tcW w:w="5528" w:type="dxa"/>
+          </w:tcPr>
+          <w:p>
+            <w:r>
+              <w:t>-</w:t>
+            </w:r>
+          </w:p>
+        </w:tc>
+      </w:tr>
+      <w:tr>
+        <w:tc>
+          <w:tcPr>
+            <w:tcW w:w="5954" w:type="dxa"/>
           </w:tcPr>
           <w:p>
             <w:pPr>
@@ -149,19 +228,29 @@
         </w:tc>
         <w:tc>
           <w:tcPr>
-            <w:tcW w:w="9582" w:type="dxa"/>
-          </w:tcPr>
-          <w:p>
-            <w:r>
-              <w:t>N</w:t>
-            </w:r>
-          </w:p>
-        </w:tc>
-      </w:tr>
-      <w:tr>
-        <w:tc>
-          <w:tcPr>
-            <w:tcW w:w="5014" w:type="dxa"/>
+            <w:tcW w:w="4678" w:type="dxa"/>
+          </w:tcPr>
+          <w:p>
+            <w:r>
+              <w:t>N</w:t>
+            </w:r>
+          </w:p>
+        </w:tc>
+        <w:tc>
+          <w:tcPr>
+            <w:tcW w:w="5528" w:type="dxa"/>
+          </w:tcPr>
+          <w:p>
+            <w:r>
+              <w:t>-</w:t>
+            </w:r>
+          </w:p>
+        </w:tc>
+      </w:tr>
+      <w:tr>
+        <w:tc>
+          <w:tcPr>
+            <w:tcW w:w="5954" w:type="dxa"/>
           </w:tcPr>
           <w:p>
             <w:pPr>
@@ -176,19 +265,29 @@
         </w:tc>
         <w:tc>
           <w:tcPr>
-            <w:tcW w:w="9582" w:type="dxa"/>
-          </w:tcPr>
-          <w:p>
-            <w:r>
-              <w:t>N</w:t>
-            </w:r>
-          </w:p>
-        </w:tc>
-      </w:tr>
-      <w:tr>
-        <w:tc>
-          <w:tcPr>
-            <w:tcW w:w="5014" w:type="dxa"/>
+            <w:tcW w:w="4678" w:type="dxa"/>
+          </w:tcPr>
+          <w:p>
+            <w:r>
+              <w:t>N</w:t>
+            </w:r>
+          </w:p>
+        </w:tc>
+        <w:tc>
+          <w:tcPr>
+            <w:tcW w:w="5528" w:type="dxa"/>
+          </w:tcPr>
+          <w:p>
+            <w:r>
+              <w:t>-</w:t>
+            </w:r>
+          </w:p>
+        </w:tc>
+      </w:tr>
+      <w:tr>
+        <w:tc>
+          <w:tcPr>
+            <w:tcW w:w="5954" w:type="dxa"/>
           </w:tcPr>
           <w:p>
             <w:r>
@@ -198,7 +297,7 @@
         </w:tc>
         <w:tc>
           <w:tcPr>
-            <w:tcW w:w="9582" w:type="dxa"/>
+            <w:tcW w:w="4678" w:type="dxa"/>
           </w:tcPr>
           <w:p>
             <w:r>
@@ -206,11 +305,21 @@
             </w:r>
           </w:p>
         </w:tc>
-      </w:tr>
-      <w:tr>
-        <w:tc>
-          <w:tcPr>
-            <w:tcW w:w="5014" w:type="dxa"/>
+        <w:tc>
+          <w:tcPr>
+            <w:tcW w:w="5528" w:type="dxa"/>
+          </w:tcPr>
+          <w:p>
+            <w:r>
+              <w:t>-</w:t>
+            </w:r>
+          </w:p>
+        </w:tc>
+      </w:tr>
+      <w:tr>
+        <w:tc>
+          <w:tcPr>
+            <w:tcW w:w="5954" w:type="dxa"/>
           </w:tcPr>
           <w:p>
             <w:r>
@@ -220,7 +329,7 @@
         </w:tc>
         <w:tc>
           <w:tcPr>
-            <w:tcW w:w="9582" w:type="dxa"/>
+            <w:tcW w:w="4678" w:type="dxa"/>
           </w:tcPr>
           <w:p>
             <w:r>
@@ -233,11 +342,31 @@
             </w:r>
           </w:p>
         </w:tc>
-      </w:tr>
-      <w:tr>
-        <w:tc>
-          <w:tcPr>
-            <w:tcW w:w="5014" w:type="dxa"/>
+        <w:tc>
+          <w:tcPr>
+            <w:tcW w:w="5528" w:type="dxa"/>
+          </w:tcPr>
+          <w:p>
+            <w:r>
+              <w:t>Lateral FL SWS - IMG_1317.mp4</w:t>
+            </w:r>
+          </w:p>
+          <w:p>
+            <w:r>
+              <w:t>Craniocaudal SWS - IMG_1319.mp4</w:t>
+            </w:r>
+          </w:p>
+          <w:p>
+            <w:r>
+              <w:t>Lateral HL SWS - v24044gl0000d2rghj7og65pjbcfttk0.mp4</w:t>
+            </w:r>
+          </w:p>
+        </w:tc>
+      </w:tr>
+      <w:tr>
+        <w:tc>
+          <w:tcPr>
+            <w:tcW w:w="5954" w:type="dxa"/>
           </w:tcPr>
           <w:p>
             <w:r>
@@ -247,7 +376,7 @@
         </w:tc>
         <w:tc>
           <w:tcPr>
-            <w:tcW w:w="9582" w:type="dxa"/>
+            <w:tcW w:w="4678" w:type="dxa"/>
           </w:tcPr>
           <w:p>
             <w:r>
@@ -255,11 +384,21 @@
             </w:r>
           </w:p>
         </w:tc>
-      </w:tr>
-      <w:tr>
-        <w:tc>
-          <w:tcPr>
-            <w:tcW w:w="5014" w:type="dxa"/>
+        <w:tc>
+          <w:tcPr>
+            <w:tcW w:w="5528" w:type="dxa"/>
+          </w:tcPr>
+          <w:p>
+            <w:r>
+              <w:t>-</w:t>
+            </w:r>
+          </w:p>
+        </w:tc>
+      </w:tr>
+      <w:tr>
+        <w:tc>
+          <w:tcPr>
+            <w:tcW w:w="5954" w:type="dxa"/>
           </w:tcPr>
           <w:p>
             <w:r>
@@ -269,19 +408,29 @@
         </w:tc>
         <w:tc>
           <w:tcPr>
-            <w:tcW w:w="9582" w:type="dxa"/>
-          </w:tcPr>
-          <w:p>
-            <w:r>
-              <w:t>N</w:t>
-            </w:r>
-          </w:p>
-        </w:tc>
-      </w:tr>
-      <w:tr>
-        <w:tc>
-          <w:tcPr>
-            <w:tcW w:w="5014" w:type="dxa"/>
+            <w:tcW w:w="4678" w:type="dxa"/>
+          </w:tcPr>
+          <w:p>
+            <w:r>
+              <w:t>N</w:t>
+            </w:r>
+          </w:p>
+        </w:tc>
+        <w:tc>
+          <w:tcPr>
+            <w:tcW w:w="5528" w:type="dxa"/>
+          </w:tcPr>
+          <w:p>
+            <w:r>
+              <w:t>-</w:t>
+            </w:r>
+          </w:p>
+        </w:tc>
+      </w:tr>
+      <w:tr>
+        <w:tc>
+          <w:tcPr>
+            <w:tcW w:w="5954" w:type="dxa"/>
           </w:tcPr>
           <w:p>
             <w:r>
@@ -291,19 +440,29 @@
         </w:tc>
         <w:tc>
           <w:tcPr>
-            <w:tcW w:w="9582" w:type="dxa"/>
-          </w:tcPr>
-          <w:p>
-            <w:r>
-              <w:t>N</w:t>
-            </w:r>
-          </w:p>
-        </w:tc>
-      </w:tr>
-      <w:tr>
-        <w:tc>
-          <w:tcPr>
-            <w:tcW w:w="5014" w:type="dxa"/>
+            <w:tcW w:w="4678" w:type="dxa"/>
+          </w:tcPr>
+          <w:p>
+            <w:r>
+              <w:t>N</w:t>
+            </w:r>
+          </w:p>
+        </w:tc>
+        <w:tc>
+          <w:tcPr>
+            <w:tcW w:w="5528" w:type="dxa"/>
+          </w:tcPr>
+          <w:p>
+            <w:r>
+              <w:t>-</w:t>
+            </w:r>
+          </w:p>
+        </w:tc>
+      </w:tr>
+      <w:tr>
+        <w:tc>
+          <w:tcPr>
+            <w:tcW w:w="5954" w:type="dxa"/>
           </w:tcPr>
           <w:p>
             <w:r>
@@ -313,19 +472,29 @@
         </w:tc>
         <w:tc>
           <w:tcPr>
-            <w:tcW w:w="9582" w:type="dxa"/>
-          </w:tcPr>
-          <w:p>
-            <w:r>
-              <w:t>N</w:t>
-            </w:r>
-          </w:p>
-        </w:tc>
-      </w:tr>
-      <w:tr>
-        <w:tc>
-          <w:tcPr>
-            <w:tcW w:w="5014" w:type="dxa"/>
+            <w:tcW w:w="4678" w:type="dxa"/>
+          </w:tcPr>
+          <w:p>
+            <w:r>
+              <w:t>N</w:t>
+            </w:r>
+          </w:p>
+        </w:tc>
+        <w:tc>
+          <w:tcPr>
+            <w:tcW w:w="5528" w:type="dxa"/>
+          </w:tcPr>
+          <w:p>
+            <w:r>
+              <w:t>-</w:t>
+            </w:r>
+          </w:p>
+        </w:tc>
+      </w:tr>
+      <w:tr>
+        <w:tc>
+          <w:tcPr>
+            <w:tcW w:w="5954" w:type="dxa"/>
           </w:tcPr>
           <w:p>
             <w:r>
@@ -335,19 +504,29 @@
         </w:tc>
         <w:tc>
           <w:tcPr>
-            <w:tcW w:w="9582" w:type="dxa"/>
-          </w:tcPr>
-          <w:p>
-            <w:r>
-              <w:t>N</w:t>
-            </w:r>
-          </w:p>
-        </w:tc>
-      </w:tr>
-      <w:tr>
-        <w:tc>
-          <w:tcPr>
-            <w:tcW w:w="5014" w:type="dxa"/>
+            <w:tcW w:w="4678" w:type="dxa"/>
+          </w:tcPr>
+          <w:p>
+            <w:r>
+              <w:t>N</w:t>
+            </w:r>
+          </w:p>
+        </w:tc>
+        <w:tc>
+          <w:tcPr>
+            <w:tcW w:w="5528" w:type="dxa"/>
+          </w:tcPr>
+          <w:p>
+            <w:r>
+              <w:t>-</w:t>
+            </w:r>
+          </w:p>
+        </w:tc>
+      </w:tr>
+      <w:tr>
+        <w:tc>
+          <w:tcPr>
+            <w:tcW w:w="5954" w:type="dxa"/>
           </w:tcPr>
           <w:p>
             <w:r>
@@ -357,7 +536,7 @@
         </w:tc>
         <w:tc>
           <w:tcPr>
-            <w:tcW w:w="9582" w:type="dxa"/>
+            <w:tcW w:w="4678" w:type="dxa"/>
           </w:tcPr>
           <w:p>
             <w:r>
@@ -365,11 +544,21 @@
             </w:r>
           </w:p>
         </w:tc>
-      </w:tr>
-      <w:tr>
-        <w:tc>
-          <w:tcPr>
-            <w:tcW w:w="5014" w:type="dxa"/>
+        <w:tc>
+          <w:tcPr>
+            <w:tcW w:w="5528" w:type="dxa"/>
+          </w:tcPr>
+          <w:p>
+            <w:r>
+              <w:t>Sit to stands - 69e563e5e9c5413cad2b22c00b306142.mp4</w:t>
+            </w:r>
+          </w:p>
+        </w:tc>
+      </w:tr>
+      <w:tr>
+        <w:tc>
+          <w:tcPr>
+            <w:tcW w:w="5954" w:type="dxa"/>
           </w:tcPr>
           <w:p>
             <w:r>
@@ -379,19 +568,29 @@
         </w:tc>
         <w:tc>
           <w:tcPr>
-            <w:tcW w:w="9582" w:type="dxa"/>
-          </w:tcPr>
-          <w:p>
-            <w:r>
-              <w:t>N</w:t>
-            </w:r>
-          </w:p>
-        </w:tc>
-      </w:tr>
-      <w:tr>
-        <w:tc>
-          <w:tcPr>
-            <w:tcW w:w="5014" w:type="dxa"/>
+            <w:tcW w:w="4678" w:type="dxa"/>
+          </w:tcPr>
+          <w:p>
+            <w:r>
+              <w:t>N</w:t>
+            </w:r>
+          </w:p>
+        </w:tc>
+        <w:tc>
+          <w:tcPr>
+            <w:tcW w:w="5528" w:type="dxa"/>
+          </w:tcPr>
+          <w:p>
+            <w:r>
+              <w:t>-</w:t>
+            </w:r>
+          </w:p>
+        </w:tc>
+      </w:tr>
+      <w:tr>
+        <w:tc>
+          <w:tcPr>
+            <w:tcW w:w="5954" w:type="dxa"/>
           </w:tcPr>
           <w:p>
             <w:r>
@@ -401,7 +600,7 @@
         </w:tc>
         <w:tc>
           <w:tcPr>
-            <w:tcW w:w="9582" w:type="dxa"/>
+            <w:tcW w:w="4678" w:type="dxa"/>
           </w:tcPr>
           <w:p>
             <w:r>
@@ -409,11 +608,30 @@
             </w:r>
           </w:p>
         </w:tc>
-      </w:tr>
-      <w:tr>
-        <w:tc>
-          <w:tcPr>
-            <w:tcW w:w="5014" w:type="dxa"/>
+        <w:tc>
+          <w:tcPr>
+            <w:tcW w:w="5528" w:type="dxa"/>
+          </w:tcPr>
+          <w:p>
+            <w:r>
+              <w:t xml:space="preserve">Raised </w:t>
+            </w:r>
+            <w:r>
+              <w:t xml:space="preserve">FL </w:t>
+            </w:r>
+            <w:r>
+              <w:t xml:space="preserve">S2S - </w:t>
+            </w:r>
+            <w:r>
+              <w:t>8d9f8440eb034b969fa7c0e3f33050d4.mp4</w:t>
+            </w:r>
+          </w:p>
+        </w:tc>
+      </w:tr>
+      <w:tr>
+        <w:tc>
+          <w:tcPr>
+            <w:tcW w:w="5954" w:type="dxa"/>
           </w:tcPr>
           <w:p>
             <w:r>
@@ -423,19 +641,29 @@
         </w:tc>
         <w:tc>
           <w:tcPr>
-            <w:tcW w:w="9582" w:type="dxa"/>
-          </w:tcPr>
-          <w:p>
-            <w:r>
-              <w:t>N</w:t>
-            </w:r>
-          </w:p>
-        </w:tc>
-      </w:tr>
-      <w:tr>
-        <w:tc>
-          <w:tcPr>
-            <w:tcW w:w="5014" w:type="dxa"/>
+            <w:tcW w:w="4678" w:type="dxa"/>
+          </w:tcPr>
+          <w:p>
+            <w:r>
+              <w:t>N</w:t>
+            </w:r>
+          </w:p>
+        </w:tc>
+        <w:tc>
+          <w:tcPr>
+            <w:tcW w:w="5528" w:type="dxa"/>
+          </w:tcPr>
+          <w:p>
+            <w:r>
+              <w:t>-</w:t>
+            </w:r>
+          </w:p>
+        </w:tc>
+      </w:tr>
+      <w:tr>
+        <w:tc>
+          <w:tcPr>
+            <w:tcW w:w="5954" w:type="dxa"/>
           </w:tcPr>
           <w:p>
             <w:r>
@@ -445,19 +673,29 @@
         </w:tc>
         <w:tc>
           <w:tcPr>
-            <w:tcW w:w="9582" w:type="dxa"/>
-          </w:tcPr>
-          <w:p>
-            <w:r>
-              <w:t>N</w:t>
-            </w:r>
-          </w:p>
-        </w:tc>
-      </w:tr>
-      <w:tr>
-        <w:tc>
-          <w:tcPr>
-            <w:tcW w:w="5014" w:type="dxa"/>
+            <w:tcW w:w="4678" w:type="dxa"/>
+          </w:tcPr>
+          <w:p>
+            <w:r>
+              <w:t>N</w:t>
+            </w:r>
+          </w:p>
+        </w:tc>
+        <w:tc>
+          <w:tcPr>
+            <w:tcW w:w="5528" w:type="dxa"/>
+          </w:tcPr>
+          <w:p>
+            <w:r>
+              <w:t>-</w:t>
+            </w:r>
+          </w:p>
+        </w:tc>
+      </w:tr>
+      <w:tr>
+        <w:tc>
+          <w:tcPr>
+            <w:tcW w:w="5954" w:type="dxa"/>
           </w:tcPr>
           <w:p>
             <w:r>
@@ -467,19 +705,29 @@
         </w:tc>
         <w:tc>
           <w:tcPr>
-            <w:tcW w:w="9582" w:type="dxa"/>
-          </w:tcPr>
-          <w:p>
-            <w:r>
-              <w:t>N</w:t>
-            </w:r>
-          </w:p>
-        </w:tc>
-      </w:tr>
-      <w:tr>
-        <w:tc>
-          <w:tcPr>
-            <w:tcW w:w="5014" w:type="dxa"/>
+            <w:tcW w:w="4678" w:type="dxa"/>
+          </w:tcPr>
+          <w:p>
+            <w:r>
+              <w:t>N</w:t>
+            </w:r>
+          </w:p>
+        </w:tc>
+        <w:tc>
+          <w:tcPr>
+            <w:tcW w:w="5528" w:type="dxa"/>
+          </w:tcPr>
+          <w:p>
+            <w:r>
+              <w:t>-</w:t>
+            </w:r>
+          </w:p>
+        </w:tc>
+      </w:tr>
+      <w:tr>
+        <w:tc>
+          <w:tcPr>
+            <w:tcW w:w="5954" w:type="dxa"/>
           </w:tcPr>
           <w:p>
             <w:r>
@@ -489,19 +737,29 @@
         </w:tc>
         <w:tc>
           <w:tcPr>
-            <w:tcW w:w="9582" w:type="dxa"/>
-          </w:tcPr>
-          <w:p>
-            <w:r>
-              <w:t>N</w:t>
-            </w:r>
-          </w:p>
-        </w:tc>
-      </w:tr>
-      <w:tr>
-        <w:tc>
-          <w:tcPr>
-            <w:tcW w:w="5014" w:type="dxa"/>
+            <w:tcW w:w="4678" w:type="dxa"/>
+          </w:tcPr>
+          <w:p>
+            <w:r>
+              <w:t>N</w:t>
+            </w:r>
+          </w:p>
+        </w:tc>
+        <w:tc>
+          <w:tcPr>
+            <w:tcW w:w="5528" w:type="dxa"/>
+          </w:tcPr>
+          <w:p>
+            <w:r>
+              <w:t>-</w:t>
+            </w:r>
+          </w:p>
+        </w:tc>
+      </w:tr>
+      <w:tr>
+        <w:tc>
+          <w:tcPr>
+            <w:tcW w:w="5954" w:type="dxa"/>
           </w:tcPr>
           <w:p>
             <w:r>
@@ -511,19 +769,29 @@
         </w:tc>
         <w:tc>
           <w:tcPr>
-            <w:tcW w:w="9582" w:type="dxa"/>
-          </w:tcPr>
-          <w:p>
-            <w:r>
-              <w:t>N</w:t>
-            </w:r>
-          </w:p>
-        </w:tc>
-      </w:tr>
-      <w:tr>
-        <w:tc>
-          <w:tcPr>
-            <w:tcW w:w="5014" w:type="dxa"/>
+            <w:tcW w:w="4678" w:type="dxa"/>
+          </w:tcPr>
+          <w:p>
+            <w:r>
+              <w:t>N</w:t>
+            </w:r>
+          </w:p>
+        </w:tc>
+        <w:tc>
+          <w:tcPr>
+            <w:tcW w:w="5528" w:type="dxa"/>
+          </w:tcPr>
+          <w:p>
+            <w:r>
+              <w:t>-</w:t>
+            </w:r>
+          </w:p>
+        </w:tc>
+      </w:tr>
+      <w:tr>
+        <w:tc>
+          <w:tcPr>
+            <w:tcW w:w="5954" w:type="dxa"/>
           </w:tcPr>
           <w:p>
             <w:r>
@@ -533,29 +801,40 @@
         </w:tc>
         <w:tc>
           <w:tcPr>
-            <w:tcW w:w="9582" w:type="dxa"/>
-          </w:tcPr>
-          <w:p>
-            <w:r>
-              <w:t>N</w:t>
-            </w:r>
-          </w:p>
-        </w:tc>
-      </w:tr>
-      <w:tr>
-        <w:tc>
-          <w:tcPr>
-            <w:tcW w:w="5014" w:type="dxa"/>
-          </w:tcPr>
-          <w:p>
-            <w:r>
+            <w:tcW w:w="4678" w:type="dxa"/>
+          </w:tcPr>
+          <w:p>
+            <w:r>
+              <w:t>N</w:t>
+            </w:r>
+          </w:p>
+        </w:tc>
+        <w:tc>
+          <w:tcPr>
+            <w:tcW w:w="5528" w:type="dxa"/>
+          </w:tcPr>
+          <w:p>
+            <w:r>
+              <w:t>-</w:t>
+            </w:r>
+          </w:p>
+        </w:tc>
+      </w:tr>
+      <w:tr>
+        <w:tc>
+          <w:tcPr>
+            <w:tcW w:w="5954" w:type="dxa"/>
+          </w:tcPr>
+          <w:p>
+            <w:r>
+              <w:lastRenderedPageBreak/>
               <w:t>Poles/raised poles</w:t>
             </w:r>
           </w:p>
         </w:tc>
         <w:tc>
           <w:tcPr>
-            <w:tcW w:w="9582" w:type="dxa"/>
+            <w:tcW w:w="4678" w:type="dxa"/>
           </w:tcPr>
           <w:p>
             <w:r>
@@ -564,28 +843,111 @@
           </w:p>
           <w:p>
             <w:r>
-              <w:t>N – trot poles, full speed and slow mo for each</w:t>
-            </w:r>
-          </w:p>
-        </w:tc>
-      </w:tr>
-      <w:tr>
-        <w:tc>
-          <w:tcPr>
-            <w:tcW w:w="5014" w:type="dxa"/>
-          </w:tcPr>
-          <w:p>
-            <w:r>
-              <w:t xml:space="preserve">Poles on </w:t>
-            </w:r>
-            <w:r>
-              <w:t>fan</w:t>
-            </w:r>
-          </w:p>
-        </w:tc>
-        <w:tc>
-          <w:tcPr>
-            <w:tcW w:w="9582" w:type="dxa"/>
+              <w:t xml:space="preserve">N – trot poles, full speed and slow </w:t>
+            </w:r>
+            <w:proofErr w:type="spellStart"/>
+            <w:r>
+              <w:t>mo</w:t>
+            </w:r>
+            <w:proofErr w:type="spellEnd"/>
+            <w:r>
+              <w:t xml:space="preserve"> for each</w:t>
+            </w:r>
+          </w:p>
+        </w:tc>
+        <w:tc>
+          <w:tcPr>
+            <w:tcW w:w="5528" w:type="dxa"/>
+          </w:tcPr>
+          <w:p>
+            <w:r>
+              <w:t>Flat poles - 069204782e3140ba95ccdf89e797b929.mp4</w:t>
+            </w:r>
+          </w:p>
+          <w:p>
+            <w:r>
+              <w:t>Raised alternating poles - be354210148b41dfb9890e371600fdb0.mp4</w:t>
+            </w:r>
+          </w:p>
+          <w:p>
+            <w:r>
+              <w:t>Raised alternating poles - IMG_0233.mp4</w:t>
+            </w:r>
+          </w:p>
+          <w:p>
+            <w:r>
+              <w:t>Raised alternating poles (above) - IMG_0234.mp4</w:t>
+            </w:r>
+            <w:r>
+              <w:t xml:space="preserve"> [gives more of </w:t>
+            </w:r>
+            <w:r>
+              <w:rPr>
+                <w:highlight w:val="yellow"/>
+              </w:rPr>
+              <w:t>an above</w:t>
+            </w:r>
+            <w:r>
+              <w:t xml:space="preserve"> view]</w:t>
+            </w:r>
+          </w:p>
+          <w:p>
+            <w:proofErr w:type="spellStart"/>
+            <w:r>
+              <w:t>Slo</w:t>
+            </w:r>
+            <w:proofErr w:type="spellEnd"/>
+            <w:r>
+              <w:t>-Mo Raised alternating poles - IMG_0231.mp4</w:t>
+            </w:r>
+          </w:p>
+          <w:p>
+            <w:proofErr w:type="spellStart"/>
+            <w:r>
+              <w:t>Slo</w:t>
+            </w:r>
+            <w:proofErr w:type="spellEnd"/>
+            <w:r>
+              <w:t>-Mo Raised alternating poles to R - IMG_0235.mp4</w:t>
+            </w:r>
+          </w:p>
+          <w:p>
+            <w:r>
+              <w:t>Poles with b</w:t>
+            </w:r>
+            <w:r>
+              <w:t xml:space="preserve">oth sides raised - </w:t>
+            </w:r>
+            <w:r>
+              <w:t>7fc1cf9f417845cfb790a2f07e6d0f0b.mp4</w:t>
+            </w:r>
+          </w:p>
+          <w:p>
+            <w:r>
+              <w:t>Poles with both sides raised - IMG_0236.mp4</w:t>
+            </w:r>
+          </w:p>
+          <w:p>
+            <w:r>
+              <w:t>Poles with both sides raised - IMG_0237.mp4</w:t>
+            </w:r>
+          </w:p>
+        </w:tc>
+      </w:tr>
+      <w:tr>
+        <w:tc>
+          <w:tcPr>
+            <w:tcW w:w="5954" w:type="dxa"/>
+          </w:tcPr>
+          <w:p>
+            <w:r>
+              <w:t>Poles on fan</w:t>
+            </w:r>
+          </w:p>
+        </w:tc>
+        <w:tc>
+          <w:tcPr>
+            <w:tcW w:w="4678" w:type="dxa"/>
           </w:tcPr>
           <w:p>
             <w:r>
@@ -593,11 +955,36 @@
             </w:r>
           </w:p>
         </w:tc>
-      </w:tr>
-      <w:tr>
-        <w:tc>
-          <w:tcPr>
-            <w:tcW w:w="5014" w:type="dxa"/>
+        <w:tc>
+          <w:tcPr>
+            <w:tcW w:w="5528" w:type="dxa"/>
+          </w:tcPr>
+          <w:p>
+            <w:r>
+              <w:t>Poles on a fan - 25c9273b62a742c8a84dc8c5f396ad17.mp4</w:t>
+            </w:r>
+          </w:p>
+          <w:p>
+            <w:r>
+              <w:t>Poles on a fan - IMG_0244.mp4</w:t>
+            </w:r>
+          </w:p>
+          <w:p>
+            <w:r>
+              <w:t>Poles on a fan to L - IMG_0245.mp4</w:t>
+            </w:r>
+          </w:p>
+          <w:p>
+            <w:r>
+              <w:t>Poles on a fan - IMG_0246.mp4</w:t>
+            </w:r>
+          </w:p>
+        </w:tc>
+      </w:tr>
+      <w:tr>
+        <w:tc>
+          <w:tcPr>
+            <w:tcW w:w="5954" w:type="dxa"/>
           </w:tcPr>
           <w:p>
             <w:r>
@@ -607,19 +994,29 @@
         </w:tc>
         <w:tc>
           <w:tcPr>
-            <w:tcW w:w="9582" w:type="dxa"/>
-          </w:tcPr>
-          <w:p>
-            <w:r>
-              <w:t>N</w:t>
-            </w:r>
-          </w:p>
-        </w:tc>
-      </w:tr>
-      <w:tr>
-        <w:tc>
-          <w:tcPr>
-            <w:tcW w:w="5014" w:type="dxa"/>
+            <w:tcW w:w="4678" w:type="dxa"/>
+          </w:tcPr>
+          <w:p>
+            <w:r>
+              <w:t>N</w:t>
+            </w:r>
+          </w:p>
+        </w:tc>
+        <w:tc>
+          <w:tcPr>
+            <w:tcW w:w="5528" w:type="dxa"/>
+          </w:tcPr>
+          <w:p>
+            <w:r>
+              <w:t>-</w:t>
+            </w:r>
+          </w:p>
+        </w:tc>
+      </w:tr>
+      <w:tr>
+        <w:tc>
+          <w:tcPr>
+            <w:tcW w:w="5954" w:type="dxa"/>
           </w:tcPr>
           <w:p>
             <w:r>
@@ -629,52 +1026,601 @@
         </w:tc>
         <w:tc>
           <w:tcPr>
-            <w:tcW w:w="9582" w:type="dxa"/>
-          </w:tcPr>
-          <w:p>
-            <w:r>
-              <w:t>N</w:t>
-            </w:r>
-          </w:p>
-        </w:tc>
-      </w:tr>
-      <w:tr>
-        <w:tc>
-          <w:tcPr>
-            <w:tcW w:w="5014" w:type="dxa"/>
+            <w:tcW w:w="4678" w:type="dxa"/>
+          </w:tcPr>
+          <w:p>
+            <w:r>
+              <w:t>N</w:t>
+            </w:r>
+          </w:p>
+        </w:tc>
+        <w:tc>
+          <w:tcPr>
+            <w:tcW w:w="5528" w:type="dxa"/>
+          </w:tcPr>
+          <w:p>
+            <w:r>
+              <w:t>-</w:t>
+            </w:r>
+          </w:p>
+        </w:tc>
+      </w:tr>
+      <w:tr>
+        <w:tc>
+          <w:tcPr>
+            <w:tcW w:w="5954" w:type="dxa"/>
+          </w:tcPr>
+          <w:p>
+            <w:r>
+              <w:t xml:space="preserve">Circles </w:t>
+            </w:r>
+          </w:p>
+        </w:tc>
+        <w:tc>
+          <w:tcPr>
+            <w:tcW w:w="4678" w:type="dxa"/>
+          </w:tcPr>
+          <w:p>
+            <w:r>
+              <w:t>N</w:t>
+            </w:r>
+          </w:p>
+        </w:tc>
+        <w:tc>
+          <w:tcPr>
+            <w:tcW w:w="5528" w:type="dxa"/>
+          </w:tcPr>
+          <w:p>
+            <w:r>
+              <w:t>-</w:t>
+            </w:r>
+          </w:p>
+        </w:tc>
+      </w:tr>
+      <w:tr>
+        <w:tc>
+          <w:tcPr>
+            <w:tcW w:w="5954" w:type="dxa"/>
+          </w:tcPr>
+          <w:p>
+            <w:r>
+              <w:t>FL LL</w:t>
+            </w:r>
+          </w:p>
+        </w:tc>
+        <w:tc>
+          <w:tcPr>
+            <w:tcW w:w="4678" w:type="dxa"/>
+          </w:tcPr>
+          <w:p>
+            <w:r>
+              <w:t>Y – need to re-do</w:t>
+            </w:r>
+          </w:p>
+        </w:tc>
+        <w:tc>
+          <w:tcPr>
+            <w:tcW w:w="5528" w:type="dxa"/>
+          </w:tcPr>
+          <w:p>
+            <w:r>
+              <w:t>Raised FL limb lifts/give paw - IMG_0176.mp4</w:t>
+            </w:r>
+          </w:p>
+        </w:tc>
+      </w:tr>
+      <w:tr>
+        <w:tc>
+          <w:tcPr>
+            <w:tcW w:w="5954" w:type="dxa"/>
+          </w:tcPr>
+          <w:p>
+            <w:r>
+              <w:t>FL + HL LL</w:t>
+            </w:r>
+          </w:p>
+        </w:tc>
+        <w:tc>
+          <w:tcPr>
+            <w:tcW w:w="4678" w:type="dxa"/>
+          </w:tcPr>
+          <w:p>
+            <w:r>
+              <w:t>N</w:t>
+            </w:r>
+          </w:p>
+        </w:tc>
+        <w:tc>
+          <w:tcPr>
+            <w:tcW w:w="5528" w:type="dxa"/>
+          </w:tcPr>
+          <w:p>
+            <w:r>
+              <w:t>-</w:t>
+            </w:r>
+          </w:p>
+        </w:tc>
+      </w:tr>
+      <w:tr>
+        <w:tc>
+          <w:tcPr>
+            <w:tcW w:w="5954" w:type="dxa"/>
+          </w:tcPr>
+          <w:p>
+            <w:r>
+              <w:t>Diagonal LL</w:t>
+            </w:r>
+          </w:p>
+        </w:tc>
+        <w:tc>
+          <w:tcPr>
+            <w:tcW w:w="4678" w:type="dxa"/>
+          </w:tcPr>
+          <w:p>
+            <w:r>
+              <w:t>N</w:t>
+            </w:r>
+          </w:p>
+        </w:tc>
+        <w:tc>
+          <w:tcPr>
+            <w:tcW w:w="5528" w:type="dxa"/>
+          </w:tcPr>
+          <w:p>
+            <w:r>
+              <w:t>-</w:t>
+            </w:r>
+          </w:p>
+        </w:tc>
+      </w:tr>
+      <w:tr>
+        <w:tc>
+          <w:tcPr>
+            <w:tcW w:w="5954" w:type="dxa"/>
+          </w:tcPr>
+          <w:p>
+            <w:proofErr w:type="spellStart"/>
+            <w:r>
+              <w:t>Supermans</w:t>
+            </w:r>
+            <w:proofErr w:type="spellEnd"/>
+            <w:r>
+              <w:t xml:space="preserve"> </w:t>
+            </w:r>
+          </w:p>
+        </w:tc>
+        <w:tc>
+          <w:tcPr>
+            <w:tcW w:w="4678" w:type="dxa"/>
+          </w:tcPr>
+          <w:p>
+            <w:r>
+              <w:t>N</w:t>
+            </w:r>
+          </w:p>
+        </w:tc>
+        <w:tc>
+          <w:tcPr>
+            <w:tcW w:w="5528" w:type="dxa"/>
+          </w:tcPr>
+          <w:p>
+            <w:r>
+              <w:t>-</w:t>
+            </w:r>
+          </w:p>
+        </w:tc>
+      </w:tr>
+      <w:tr>
+        <w:tc>
+          <w:tcPr>
+            <w:tcW w:w="5954" w:type="dxa"/>
+          </w:tcPr>
+          <w:p>
+            <w:proofErr w:type="gramStart"/>
+            <w:r>
+              <w:t>Ventral</w:t>
+            </w:r>
+            <w:proofErr w:type="gramEnd"/>
+            <w:r>
+              <w:t xml:space="preserve"> stim</w:t>
+            </w:r>
+          </w:p>
+        </w:tc>
+        <w:tc>
+          <w:tcPr>
+            <w:tcW w:w="4678" w:type="dxa"/>
+          </w:tcPr>
+          <w:p>
+            <w:r>
+              <w:t>N</w:t>
+            </w:r>
+          </w:p>
+        </w:tc>
+        <w:tc>
+          <w:tcPr>
+            <w:tcW w:w="5528" w:type="dxa"/>
+          </w:tcPr>
+          <w:p>
+            <w:r>
+              <w:t>-</w:t>
+            </w:r>
+          </w:p>
+        </w:tc>
+      </w:tr>
+      <w:tr>
+        <w:tc>
+          <w:tcPr>
+            <w:tcW w:w="5954" w:type="dxa"/>
+          </w:tcPr>
+          <w:p>
+            <w:r>
+              <w:t>Neck stretches – lateral</w:t>
+            </w:r>
+          </w:p>
+        </w:tc>
+        <w:tc>
+          <w:tcPr>
+            <w:tcW w:w="4678" w:type="dxa"/>
+          </w:tcPr>
+          <w:p>
+            <w:r>
+              <w:t>Y</w:t>
+            </w:r>
+          </w:p>
+        </w:tc>
+        <w:tc>
+          <w:tcPr>
+            <w:tcW w:w="5528" w:type="dxa"/>
+          </w:tcPr>
+          <w:p>
+            <w:r>
+              <w:t>Flat lateral baited neck stretch - 5050789b95ea4254a2ad9a09fc351d10.mp4</w:t>
+            </w:r>
+          </w:p>
+        </w:tc>
+      </w:tr>
+      <w:tr>
+        <w:tc>
+          <w:tcPr>
+            <w:tcW w:w="5954" w:type="dxa"/>
           </w:tcPr>
           <w:p>
             <w:r>
               <w:lastRenderedPageBreak/>
-              <w:t xml:space="preserve">Circles </w:t>
-            </w:r>
-          </w:p>
-        </w:tc>
-        <w:tc>
-          <w:tcPr>
-            <w:tcW w:w="9582" w:type="dxa"/>
-          </w:tcPr>
-          <w:p>
-            <w:r>
-              <w:t>N</w:t>
-            </w:r>
-          </w:p>
-        </w:tc>
-      </w:tr>
-      <w:tr>
-        <w:tc>
-          <w:tcPr>
-            <w:tcW w:w="5014" w:type="dxa"/>
-          </w:tcPr>
-          <w:p>
-            <w:r>
-              <w:t>FL LL</w:t>
-            </w:r>
-          </w:p>
-        </w:tc>
-        <w:tc>
-          <w:tcPr>
-            <w:tcW w:w="9582" w:type="dxa"/>
+              <w:t>Neck stretches – cranial, lateral, ventral</w:t>
+            </w:r>
+          </w:p>
+        </w:tc>
+        <w:tc>
+          <w:tcPr>
+            <w:tcW w:w="4678" w:type="dxa"/>
+          </w:tcPr>
+          <w:p>
+            <w:r>
+              <w:t>Y – N for ventral</w:t>
+            </w:r>
+          </w:p>
+        </w:tc>
+        <w:tc>
+          <w:tcPr>
+            <w:tcW w:w="5528" w:type="dxa"/>
+          </w:tcPr>
+          <w:p>
+            <w:r>
+              <w:t>Flat lateral baited neck stretch - 5050789b95ea4254a2ad9a09fc351d10.mp4</w:t>
+            </w:r>
+          </w:p>
+        </w:tc>
+      </w:tr>
+      <w:tr>
+        <w:tc>
+          <w:tcPr>
+            <w:tcW w:w="5954" w:type="dxa"/>
+          </w:tcPr>
+          <w:p>
+            <w:r>
+              <w:t>Raised neck stretches</w:t>
+            </w:r>
+          </w:p>
+        </w:tc>
+        <w:tc>
+          <w:tcPr>
+            <w:tcW w:w="4678" w:type="dxa"/>
+          </w:tcPr>
+          <w:p>
+            <w:r>
+              <w:t>Y – N for ventral</w:t>
+            </w:r>
+          </w:p>
+        </w:tc>
+        <w:tc>
+          <w:tcPr>
+            <w:tcW w:w="5528" w:type="dxa"/>
+          </w:tcPr>
+          <w:p>
+            <w:r>
+              <w:t>Step ups - 81cf2d85ad724accb4ac22538d0838c9.mp4</w:t>
+            </w:r>
+          </w:p>
+          <w:p>
+            <w:r>
+              <w:t>Raised lateral neck stretches - 91e5ebcbb8604959ba30a47cbfc25b33.mp4</w:t>
+            </w:r>
+          </w:p>
+        </w:tc>
+      </w:tr>
+      <w:tr>
+        <w:tc>
+          <w:tcPr>
+            <w:tcW w:w="5954" w:type="dxa"/>
+          </w:tcPr>
+          <w:p>
+            <w:r>
+              <w:t xml:space="preserve">Baited neck mobilisations </w:t>
+            </w:r>
+          </w:p>
+        </w:tc>
+        <w:tc>
+          <w:tcPr>
+            <w:tcW w:w="4678" w:type="dxa"/>
+          </w:tcPr>
+          <w:p>
+            <w:r>
+              <w:t>N</w:t>
+            </w:r>
+          </w:p>
+        </w:tc>
+        <w:tc>
+          <w:tcPr>
+            <w:tcW w:w="5528" w:type="dxa"/>
+          </w:tcPr>
+          <w:p>
+            <w:r>
+              <w:t>-</w:t>
+            </w:r>
+          </w:p>
+        </w:tc>
+      </w:tr>
+      <w:tr>
+        <w:tc>
+          <w:tcPr>
+            <w:tcW w:w="5954" w:type="dxa"/>
+          </w:tcPr>
+          <w:p>
+            <w:r>
+              <w:t xml:space="preserve">Raised baited neck mobilisations </w:t>
+            </w:r>
+          </w:p>
+        </w:tc>
+        <w:tc>
+          <w:tcPr>
+            <w:tcW w:w="4678" w:type="dxa"/>
+          </w:tcPr>
+          <w:p>
+            <w:r>
+              <w:t xml:space="preserve">Y – only on FL WC and HL block </w:t>
+            </w:r>
+          </w:p>
+        </w:tc>
+        <w:tc>
+          <w:tcPr>
+            <w:tcW w:w="5528" w:type="dxa"/>
+          </w:tcPr>
+          <w:p>
+            <w:r>
+              <w:t>Raised baited neck mobilisations - IMG_0182.mp4</w:t>
+            </w:r>
+          </w:p>
+        </w:tc>
+      </w:tr>
+      <w:tr>
+        <w:tc>
+          <w:tcPr>
+            <w:tcW w:w="5954" w:type="dxa"/>
+          </w:tcPr>
+          <w:p>
+            <w:r>
+              <w:t>PROM</w:t>
+            </w:r>
+          </w:p>
+        </w:tc>
+        <w:tc>
+          <w:tcPr>
+            <w:tcW w:w="4678" w:type="dxa"/>
+          </w:tcPr>
+          <w:p>
+            <w:r>
+              <w:t>Y – for some</w:t>
+            </w:r>
+          </w:p>
+        </w:tc>
+        <w:tc>
+          <w:tcPr>
+            <w:tcW w:w="5528" w:type="dxa"/>
+          </w:tcPr>
+          <w:p>
+            <w:r>
+              <w:t xml:space="preserve">LR </w:t>
+            </w:r>
+            <w:r>
+              <w:t>Carpus PROM - 019c041c-3b0b-4871-a66b-15742e169522.mp4</w:t>
+            </w:r>
+          </w:p>
+          <w:p>
+            <w:r>
+              <w:t>LR elbow PROM - v24044gl0000d44vnqfog65vpaqk1nk0.mp4</w:t>
+            </w:r>
+          </w:p>
+          <w:p>
+            <w:r>
+              <w:t xml:space="preserve">LR </w:t>
+            </w:r>
+            <w:r>
+              <w:t>Shoulder PROM - 019c041c-3b0b-4871-a66b-15742e169522.mp4</w:t>
+            </w:r>
+          </w:p>
+          <w:p>
+            <w:r>
+              <w:t xml:space="preserve">LR </w:t>
+            </w:r>
+            <w:r>
+              <w:t>FL isolated joint PROM - 019c041c-3b0b-4871-a66b-15742e169522.mp4</w:t>
+            </w:r>
+          </w:p>
+          <w:p>
+            <w:r>
+              <w:t xml:space="preserve">Stood </w:t>
+            </w:r>
+            <w:r>
+              <w:t>DV PROM FLs - a83783da-cfdf-44cc-9406-0eeb2498385f.mp4</w:t>
+            </w:r>
+          </w:p>
+          <w:p>
+            <w:r>
+              <w:t xml:space="preserve">LR </w:t>
+            </w:r>
+            <w:r>
+              <w:t>DV PROM HLs - a9d20e03-557b-4012-bb2a-9e548046f00f.mp4</w:t>
+            </w:r>
+          </w:p>
+          <w:p>
+            <w:r>
+              <w:t>Stood HL bicycle and DV PROM - da001329-74c0-4217-8514-c11507de42c1.mp4</w:t>
+            </w:r>
+          </w:p>
+          <w:p>
+            <w:r>
+              <w:t>Stood HL DV PROM - da001329-74c0-4217-8514-c11507de42c1.mp4</w:t>
+            </w:r>
+          </w:p>
+          <w:p>
+            <w:r>
+              <w:t>LR HL bicycle PROM - e4ea105b559a4effa1e5641ee1f9b223.mp4</w:t>
+            </w:r>
+          </w:p>
+          <w:p>
+            <w:r>
+              <w:t>LR hip PROM - e4ea105b559a4effa1e5641ee1f9b223.mp4</w:t>
+            </w:r>
+          </w:p>
+          <w:p>
+            <w:r>
+              <w:t>LR stifle PROM - v24044gl0000d39u24nog65indk4ah7g.mp4</w:t>
+            </w:r>
+          </w:p>
+        </w:tc>
+      </w:tr>
+      <w:tr>
+        <w:tc>
+          <w:tcPr>
+            <w:tcW w:w="5954" w:type="dxa"/>
+          </w:tcPr>
+          <w:p>
+            <w:r>
+              <w:lastRenderedPageBreak/>
+              <w:t>Back up</w:t>
+            </w:r>
+          </w:p>
+        </w:tc>
+        <w:tc>
+          <w:tcPr>
+            <w:tcW w:w="4678" w:type="dxa"/>
+          </w:tcPr>
+          <w:p>
+            <w:r>
+              <w:t>N</w:t>
+            </w:r>
+          </w:p>
+        </w:tc>
+        <w:tc>
+          <w:tcPr>
+            <w:tcW w:w="5528" w:type="dxa"/>
+          </w:tcPr>
+          <w:p>
+            <w:r>
+              <w:t>-</w:t>
+            </w:r>
+          </w:p>
+        </w:tc>
+      </w:tr>
+      <w:tr>
+        <w:tc>
+          <w:tcPr>
+            <w:tcW w:w="5954" w:type="dxa"/>
+          </w:tcPr>
+          <w:p>
+            <w:r>
+              <w:t>Back up on decline</w:t>
+            </w:r>
+          </w:p>
+        </w:tc>
+        <w:tc>
+          <w:tcPr>
+            <w:tcW w:w="4678" w:type="dxa"/>
+          </w:tcPr>
+          <w:p>
+            <w:r>
+              <w:t>N</w:t>
+            </w:r>
+          </w:p>
+        </w:tc>
+        <w:tc>
+          <w:tcPr>
+            <w:tcW w:w="5528" w:type="dxa"/>
+          </w:tcPr>
+          <w:p>
+            <w:r>
+              <w:t>-</w:t>
+            </w:r>
+          </w:p>
+        </w:tc>
+      </w:tr>
+      <w:tr>
+        <w:tc>
+          <w:tcPr>
+            <w:tcW w:w="5954" w:type="dxa"/>
+          </w:tcPr>
+          <w:p>
+            <w:r>
+              <w:t>FL raised AS</w:t>
+            </w:r>
+          </w:p>
+        </w:tc>
+        <w:tc>
+          <w:tcPr>
+            <w:tcW w:w="4678" w:type="dxa"/>
+          </w:tcPr>
+          <w:p>
+            <w:r>
+              <w:t>Y – picture (needs video)</w:t>
+            </w:r>
+          </w:p>
+        </w:tc>
+        <w:tc>
+          <w:tcPr>
+            <w:tcW w:w="5528" w:type="dxa"/>
+          </w:tcPr>
+          <w:p>
+            <w:r>
+              <w:t>Incline stands/Raised FL stands - IMG_1199.PNG</w:t>
+            </w:r>
+          </w:p>
+        </w:tc>
+      </w:tr>
+      <w:tr>
+        <w:tc>
+          <w:tcPr>
+            <w:tcW w:w="5954" w:type="dxa"/>
+          </w:tcPr>
+          <w:p>
+            <w:r>
+              <w:t>Step up and off – CC and lateral</w:t>
+            </w:r>
+          </w:p>
+        </w:tc>
+        <w:tc>
+          <w:tcPr>
+            <w:tcW w:w="4678" w:type="dxa"/>
           </w:tcPr>
           <w:p>
             <w:r>
@@ -682,109 +1628,36 @@
             </w:r>
           </w:p>
         </w:tc>
-      </w:tr>
-      <w:tr>
-        <w:tc>
-          <w:tcPr>
-            <w:tcW w:w="5014" w:type="dxa"/>
-          </w:tcPr>
-          <w:p>
-            <w:r>
-              <w:t>FL + HL LL</w:t>
-            </w:r>
-          </w:p>
-        </w:tc>
-        <w:tc>
-          <w:tcPr>
-            <w:tcW w:w="9582" w:type="dxa"/>
-          </w:tcPr>
-          <w:p>
-            <w:r>
-              <w:t>N</w:t>
-            </w:r>
-          </w:p>
-        </w:tc>
-      </w:tr>
-      <w:tr>
-        <w:tc>
-          <w:tcPr>
-            <w:tcW w:w="5014" w:type="dxa"/>
-          </w:tcPr>
-          <w:p>
-            <w:r>
-              <w:t>Diagonal LL</w:t>
-            </w:r>
-          </w:p>
-        </w:tc>
-        <w:tc>
-          <w:tcPr>
-            <w:tcW w:w="9582" w:type="dxa"/>
-          </w:tcPr>
-          <w:p>
-            <w:r>
-              <w:t>N</w:t>
-            </w:r>
-          </w:p>
-        </w:tc>
-      </w:tr>
-      <w:tr>
-        <w:tc>
-          <w:tcPr>
-            <w:tcW w:w="5014" w:type="dxa"/>
-          </w:tcPr>
-          <w:p>
-            <w:r>
-              <w:t xml:space="preserve">Supermans </w:t>
-            </w:r>
-          </w:p>
-        </w:tc>
-        <w:tc>
-          <w:tcPr>
-            <w:tcW w:w="9582" w:type="dxa"/>
-          </w:tcPr>
-          <w:p>
-            <w:r>
-              <w:t>N</w:t>
-            </w:r>
-          </w:p>
-        </w:tc>
-      </w:tr>
-      <w:tr>
-        <w:tc>
-          <w:tcPr>
-            <w:tcW w:w="5014" w:type="dxa"/>
-          </w:tcPr>
-          <w:p>
-            <w:r>
-              <w:t>Ventral stim</w:t>
-            </w:r>
-          </w:p>
-        </w:tc>
-        <w:tc>
-          <w:tcPr>
-            <w:tcW w:w="9582" w:type="dxa"/>
-          </w:tcPr>
-          <w:p>
-            <w:r>
-              <w:t>N</w:t>
-            </w:r>
-          </w:p>
-        </w:tc>
-      </w:tr>
-      <w:tr>
-        <w:tc>
-          <w:tcPr>
-            <w:tcW w:w="5014" w:type="dxa"/>
-          </w:tcPr>
-          <w:p>
-            <w:r>
-              <w:t>Neck stretches – lateral</w:t>
-            </w:r>
-          </w:p>
-        </w:tc>
-        <w:tc>
-          <w:tcPr>
-            <w:tcW w:w="9582" w:type="dxa"/>
+        <w:tc>
+          <w:tcPr>
+            <w:tcW w:w="5528" w:type="dxa"/>
+          </w:tcPr>
+          <w:p>
+            <w:r>
+              <w:t>Craniocaudal step up and off - IMG_1426.mp4</w:t>
+            </w:r>
+          </w:p>
+          <w:p>
+            <w:r>
+              <w:t>Lateral step up and off - IMG_1431.mp4</w:t>
+            </w:r>
+          </w:p>
+        </w:tc>
+      </w:tr>
+      <w:tr>
+        <w:tc>
+          <w:tcPr>
+            <w:tcW w:w="5954" w:type="dxa"/>
+          </w:tcPr>
+          <w:p>
+            <w:r>
+              <w:t>Pivots</w:t>
+            </w:r>
+          </w:p>
+        </w:tc>
+        <w:tc>
+          <w:tcPr>
+            <w:tcW w:w="4678" w:type="dxa"/>
           </w:tcPr>
           <w:p>
             <w:r>
@@ -792,153 +1665,36 @@
             </w:r>
           </w:p>
         </w:tc>
-      </w:tr>
-      <w:tr>
-        <w:tc>
-          <w:tcPr>
-            <w:tcW w:w="5014" w:type="dxa"/>
-          </w:tcPr>
-          <w:p>
-            <w:r>
-              <w:t>Neck stretches – cranial, lateral, ventral</w:t>
-            </w:r>
-          </w:p>
-        </w:tc>
-        <w:tc>
-          <w:tcPr>
-            <w:tcW w:w="9582" w:type="dxa"/>
-          </w:tcPr>
-          <w:p>
-            <w:r>
-              <w:t>Y – N for ventral</w:t>
-            </w:r>
-          </w:p>
-        </w:tc>
-      </w:tr>
-      <w:tr>
-        <w:tc>
-          <w:tcPr>
-            <w:tcW w:w="5014" w:type="dxa"/>
-          </w:tcPr>
-          <w:p>
-            <w:r>
-              <w:t>Raised neck stretches</w:t>
-            </w:r>
-          </w:p>
-        </w:tc>
-        <w:tc>
-          <w:tcPr>
-            <w:tcW w:w="9582" w:type="dxa"/>
-          </w:tcPr>
-          <w:p>
-            <w:r>
-              <w:t>Y – N for ventral</w:t>
-            </w:r>
-          </w:p>
-        </w:tc>
-      </w:tr>
-      <w:tr>
-        <w:tc>
-          <w:tcPr>
-            <w:tcW w:w="5014" w:type="dxa"/>
-          </w:tcPr>
-          <w:p>
-            <w:r>
-              <w:t>PROM</w:t>
-            </w:r>
-          </w:p>
-        </w:tc>
-        <w:tc>
-          <w:tcPr>
-            <w:tcW w:w="9582" w:type="dxa"/>
-          </w:tcPr>
-          <w:p>
-            <w:r>
-              <w:t>Y – for some</w:t>
-            </w:r>
-          </w:p>
-        </w:tc>
-      </w:tr>
-      <w:tr>
-        <w:tc>
-          <w:tcPr>
-            <w:tcW w:w="5014" w:type="dxa"/>
-          </w:tcPr>
-          <w:p>
-            <w:r>
-              <w:t>Back up</w:t>
-            </w:r>
-          </w:p>
-        </w:tc>
-        <w:tc>
-          <w:tcPr>
-            <w:tcW w:w="9582" w:type="dxa"/>
-          </w:tcPr>
-          <w:p>
-            <w:r>
-              <w:t>N</w:t>
-            </w:r>
-          </w:p>
-        </w:tc>
-      </w:tr>
-      <w:tr>
-        <w:tc>
-          <w:tcPr>
-            <w:tcW w:w="5014" w:type="dxa"/>
-          </w:tcPr>
-          <w:p>
-            <w:r>
-              <w:t>Back up on decline</w:t>
-            </w:r>
-          </w:p>
-        </w:tc>
-        <w:tc>
-          <w:tcPr>
-            <w:tcW w:w="9582" w:type="dxa"/>
-          </w:tcPr>
-          <w:p>
-            <w:r>
-              <w:t>N</w:t>
-            </w:r>
-          </w:p>
-        </w:tc>
-      </w:tr>
-      <w:tr>
-        <w:tc>
-          <w:tcPr>
-            <w:tcW w:w="5014" w:type="dxa"/>
-          </w:tcPr>
-          <w:p>
-            <w:r>
-              <w:t>FL raised AS</w:t>
-            </w:r>
-          </w:p>
-        </w:tc>
-        <w:tc>
-          <w:tcPr>
-            <w:tcW w:w="9582" w:type="dxa"/>
-          </w:tcPr>
-          <w:p>
-            <w:r>
-              <w:t>N</w:t>
-            </w:r>
-          </w:p>
-        </w:tc>
-      </w:tr>
-      <w:tr>
-        <w:tc>
-          <w:tcPr>
-            <w:tcW w:w="5014" w:type="dxa"/>
-          </w:tcPr>
-          <w:p>
-            <w:r>
-              <w:t>Step up and off – CC and lateral</w:t>
-            </w:r>
-          </w:p>
-        </w:tc>
-        <w:tc>
-          <w:tcPr>
-            <w:tcW w:w="9582" w:type="dxa"/>
+        <w:tc>
+          <w:tcPr>
+            <w:tcW w:w="5528" w:type="dxa"/>
+          </w:tcPr>
+          <w:p>
+            <w:r>
+              <w:t>Around the Worlds/Pivots - 29d13df399cc4d188f4188f931f4ddcd.mp4</w:t>
+            </w:r>
+          </w:p>
+          <w:p>
+            <w:r>
+              <w:t>Around the worlds/Pivots - IMG_0179.mp4</w:t>
+            </w:r>
+          </w:p>
+        </w:tc>
+      </w:tr>
+      <w:tr>
+        <w:tc>
+          <w:tcPr>
+            <w:tcW w:w="5954" w:type="dxa"/>
+          </w:tcPr>
+          <w:p>
+            <w:r>
+              <w:t>Rocks</w:t>
+            </w:r>
+          </w:p>
+        </w:tc>
+        <w:tc>
+          <w:tcPr>
+            <w:tcW w:w="4678" w:type="dxa"/>
           </w:tcPr>
           <w:p>
             <w:r>
@@ -946,55 +1702,21 @@
             </w:r>
           </w:p>
         </w:tc>
-      </w:tr>
-      <w:tr>
-        <w:tc>
-          <w:tcPr>
-            <w:tcW w:w="5014" w:type="dxa"/>
-          </w:tcPr>
-          <w:p>
-            <w:r>
-              <w:t>Pivots</w:t>
-            </w:r>
-          </w:p>
-        </w:tc>
-        <w:tc>
-          <w:tcPr>
-            <w:tcW w:w="9582" w:type="dxa"/>
-          </w:tcPr>
-          <w:p>
-            <w:r>
-              <w:t>Y</w:t>
-            </w:r>
-          </w:p>
-        </w:tc>
-      </w:tr>
-      <w:tr>
-        <w:tc>
-          <w:tcPr>
-            <w:tcW w:w="5014" w:type="dxa"/>
-          </w:tcPr>
-          <w:p>
-            <w:r>
-              <w:t>Rocks</w:t>
-            </w:r>
-          </w:p>
-        </w:tc>
-        <w:tc>
-          <w:tcPr>
-            <w:tcW w:w="9582" w:type="dxa"/>
-          </w:tcPr>
-          <w:p>
-            <w:r>
-              <w:t>Y – need to re-do</w:t>
-            </w:r>
-          </w:p>
-        </w:tc>
-      </w:tr>
-      <w:tr>
-        <w:tc>
-          <w:tcPr>
-            <w:tcW w:w="5014" w:type="dxa"/>
+        <w:tc>
+          <w:tcPr>
+            <w:tcW w:w="5528" w:type="dxa"/>
+          </w:tcPr>
+          <w:p>
+            <w:r>
+              <w:t>Rocks - IMG_1535.mp4</w:t>
+            </w:r>
+          </w:p>
+        </w:tc>
+      </w:tr>
+      <w:tr>
+        <w:tc>
+          <w:tcPr>
+            <w:tcW w:w="5954" w:type="dxa"/>
           </w:tcPr>
           <w:p>
             <w:r>
@@ -1004,19 +1726,29 @@
         </w:tc>
         <w:tc>
           <w:tcPr>
-            <w:tcW w:w="9582" w:type="dxa"/>
-          </w:tcPr>
-          <w:p>
-            <w:r>
-              <w:t>N</w:t>
-            </w:r>
-          </w:p>
-        </w:tc>
-      </w:tr>
-      <w:tr>
-        <w:tc>
-          <w:tcPr>
-            <w:tcW w:w="5014" w:type="dxa"/>
+            <w:tcW w:w="4678" w:type="dxa"/>
+          </w:tcPr>
+          <w:p>
+            <w:r>
+              <w:t>N</w:t>
+            </w:r>
+          </w:p>
+        </w:tc>
+        <w:tc>
+          <w:tcPr>
+            <w:tcW w:w="5528" w:type="dxa"/>
+          </w:tcPr>
+          <w:p>
+            <w:r>
+              <w:t>-</w:t>
+            </w:r>
+          </w:p>
+        </w:tc>
+      </w:tr>
+      <w:tr>
+        <w:tc>
+          <w:tcPr>
+            <w:tcW w:w="5954" w:type="dxa"/>
           </w:tcPr>
           <w:p>
             <w:r>
@@ -1026,19 +1758,29 @@
         </w:tc>
         <w:tc>
           <w:tcPr>
-            <w:tcW w:w="9582" w:type="dxa"/>
-          </w:tcPr>
-          <w:p>
-            <w:r>
-              <w:t>N</w:t>
-            </w:r>
-          </w:p>
-        </w:tc>
-      </w:tr>
-      <w:tr>
-        <w:tc>
-          <w:tcPr>
-            <w:tcW w:w="5014" w:type="dxa"/>
+            <w:tcW w:w="4678" w:type="dxa"/>
+          </w:tcPr>
+          <w:p>
+            <w:r>
+              <w:t>N</w:t>
+            </w:r>
+          </w:p>
+        </w:tc>
+        <w:tc>
+          <w:tcPr>
+            <w:tcW w:w="5528" w:type="dxa"/>
+          </w:tcPr>
+          <w:p>
+            <w:r>
+              <w:t>-</w:t>
+            </w:r>
+          </w:p>
+        </w:tc>
+      </w:tr>
+      <w:tr>
+        <w:tc>
+          <w:tcPr>
+            <w:tcW w:w="5954" w:type="dxa"/>
           </w:tcPr>
           <w:p>
             <w:r>
@@ -1048,41 +1790,66 @@
         </w:tc>
         <w:tc>
           <w:tcPr>
-            <w:tcW w:w="9582" w:type="dxa"/>
-          </w:tcPr>
-          <w:p>
-            <w:r>
-              <w:t>N</w:t>
-            </w:r>
-          </w:p>
-        </w:tc>
-      </w:tr>
-      <w:tr>
-        <w:tc>
-          <w:tcPr>
-            <w:tcW w:w="5014" w:type="dxa"/>
-          </w:tcPr>
-          <w:p>
-            <w:r>
-              <w:t>Backward hair brush</w:t>
-            </w:r>
-          </w:p>
-        </w:tc>
-        <w:tc>
-          <w:tcPr>
-            <w:tcW w:w="9582" w:type="dxa"/>
-          </w:tcPr>
-          <w:p>
-            <w:r>
-              <w:t>N</w:t>
-            </w:r>
-          </w:p>
-        </w:tc>
-      </w:tr>
-      <w:tr>
-        <w:tc>
-          <w:tcPr>
-            <w:tcW w:w="5014" w:type="dxa"/>
+            <w:tcW w:w="4678" w:type="dxa"/>
+          </w:tcPr>
+          <w:p>
+            <w:r>
+              <w:t>N</w:t>
+            </w:r>
+          </w:p>
+        </w:tc>
+        <w:tc>
+          <w:tcPr>
+            <w:tcW w:w="5528" w:type="dxa"/>
+          </w:tcPr>
+          <w:p>
+            <w:r>
+              <w:t>-</w:t>
+            </w:r>
+          </w:p>
+        </w:tc>
+      </w:tr>
+      <w:tr>
+        <w:tc>
+          <w:tcPr>
+            <w:tcW w:w="5954" w:type="dxa"/>
+          </w:tcPr>
+          <w:p>
+            <w:r>
+              <w:t xml:space="preserve">Backward </w:t>
+            </w:r>
+            <w:proofErr w:type="gramStart"/>
+            <w:r>
+              <w:t>hair brush</w:t>
+            </w:r>
+            <w:proofErr w:type="gramEnd"/>
+          </w:p>
+        </w:tc>
+        <w:tc>
+          <w:tcPr>
+            <w:tcW w:w="4678" w:type="dxa"/>
+          </w:tcPr>
+          <w:p>
+            <w:r>
+              <w:t>N</w:t>
+            </w:r>
+          </w:p>
+        </w:tc>
+        <w:tc>
+          <w:tcPr>
+            <w:tcW w:w="5528" w:type="dxa"/>
+          </w:tcPr>
+          <w:p>
+            <w:r>
+              <w:t>-</w:t>
+            </w:r>
+          </w:p>
+        </w:tc>
+      </w:tr>
+      <w:tr>
+        <w:tc>
+          <w:tcPr>
+            <w:tcW w:w="5954" w:type="dxa"/>
           </w:tcPr>
           <w:p>
             <w:r>
@@ -1092,19 +1859,29 @@
         </w:tc>
         <w:tc>
           <w:tcPr>
-            <w:tcW w:w="9582" w:type="dxa"/>
-          </w:tcPr>
-          <w:p>
-            <w:r>
-              <w:t>N</w:t>
-            </w:r>
-          </w:p>
-        </w:tc>
-      </w:tr>
-      <w:tr>
-        <w:tc>
-          <w:tcPr>
-            <w:tcW w:w="5014" w:type="dxa"/>
+            <w:tcW w:w="4678" w:type="dxa"/>
+          </w:tcPr>
+          <w:p>
+            <w:r>
+              <w:t>N</w:t>
+            </w:r>
+          </w:p>
+        </w:tc>
+        <w:tc>
+          <w:tcPr>
+            <w:tcW w:w="5528" w:type="dxa"/>
+          </w:tcPr>
+          <w:p>
+            <w:r>
+              <w:t>-</w:t>
+            </w:r>
+          </w:p>
+        </w:tc>
+      </w:tr>
+      <w:tr>
+        <w:tc>
+          <w:tcPr>
+            <w:tcW w:w="5954" w:type="dxa"/>
           </w:tcPr>
           <w:p>
             <w:r>
@@ -1114,19 +1891,29 @@
         </w:tc>
         <w:tc>
           <w:tcPr>
-            <w:tcW w:w="9582" w:type="dxa"/>
-          </w:tcPr>
-          <w:p>
-            <w:r>
-              <w:t>N</w:t>
-            </w:r>
-          </w:p>
-        </w:tc>
-      </w:tr>
-      <w:tr>
-        <w:tc>
-          <w:tcPr>
-            <w:tcW w:w="5014" w:type="dxa"/>
+            <w:tcW w:w="4678" w:type="dxa"/>
+          </w:tcPr>
+          <w:p>
+            <w:r>
+              <w:t>N</w:t>
+            </w:r>
+          </w:p>
+        </w:tc>
+        <w:tc>
+          <w:tcPr>
+            <w:tcW w:w="5528" w:type="dxa"/>
+          </w:tcPr>
+          <w:p>
+            <w:r>
+              <w:t>-</w:t>
+            </w:r>
+          </w:p>
+        </w:tc>
+      </w:tr>
+      <w:tr>
+        <w:tc>
+          <w:tcPr>
+            <w:tcW w:w="5954" w:type="dxa"/>
           </w:tcPr>
           <w:p>
             <w:r>
@@ -1136,7 +1923,7 @@
         </w:tc>
         <w:tc>
           <w:tcPr>
-            <w:tcW w:w="9582" w:type="dxa"/>
+            <w:tcW w:w="4678" w:type="dxa"/>
           </w:tcPr>
           <w:p>
             <w:r>
@@ -1144,11 +1931,36 @@
             </w:r>
           </w:p>
         </w:tc>
-      </w:tr>
-      <w:tr>
-        <w:tc>
-          <w:tcPr>
-            <w:tcW w:w="5014" w:type="dxa"/>
+        <w:tc>
+          <w:tcPr>
+            <w:tcW w:w="5528" w:type="dxa"/>
+          </w:tcPr>
+          <w:p>
+            <w:r>
+              <w:t>Labyrinth poles - IMG_0240.mp4</w:t>
+            </w:r>
+          </w:p>
+          <w:p>
+            <w:r>
+              <w:t>Labyrinth poles to R - IMG_0241.mp4</w:t>
+            </w:r>
+          </w:p>
+          <w:p>
+            <w:r>
+              <w:t>Labyrinth poles to L - IMG_0242.mp4</w:t>
+            </w:r>
+          </w:p>
+          <w:p>
+            <w:r>
+              <w:t>Slow-Mo Labyrinth poles to R - IMG_0243.mp4</w:t>
+            </w:r>
+          </w:p>
+        </w:tc>
+      </w:tr>
+      <w:tr>
+        <w:tc>
+          <w:tcPr>
+            <w:tcW w:w="5954" w:type="dxa"/>
           </w:tcPr>
           <w:p>
             <w:r>
@@ -1158,11 +1970,19 @@
         </w:tc>
         <w:tc>
           <w:tcPr>
-            <w:tcW w:w="9582" w:type="dxa"/>
-          </w:tcPr>
-          <w:p>
-            <w:r>
-              <w:t xml:space="preserve">HL pro and re, FL pro and re, HL abd. </w:t>
+            <w:tcW w:w="4678" w:type="dxa"/>
+          </w:tcPr>
+          <w:p>
+            <w:r>
+              <w:t xml:space="preserve">HL pro and re, FL pro and re, HL </w:t>
+            </w:r>
+            <w:proofErr w:type="spellStart"/>
+            <w:r>
+              <w:t>abd</w:t>
+            </w:r>
+            <w:proofErr w:type="spellEnd"/>
+            <w:r>
+              <w:t xml:space="preserve">. </w:t>
             </w:r>
           </w:p>
           <w:p>
@@ -1171,21 +1991,133 @@
             </w:r>
           </w:p>
         </w:tc>
-      </w:tr>
-      <w:tr>
-        <w:tc>
-          <w:tcPr>
-            <w:tcW w:w="5014" w:type="dxa"/>
-          </w:tcPr>
-          <w:p>
-            <w:r>
+        <w:tc>
+          <w:tcPr>
+            <w:tcW w:w="5528" w:type="dxa"/>
+          </w:tcPr>
+          <w:p>
+            <w:r>
+              <w:t xml:space="preserve">HL pro and re - </w:t>
+            </w:r>
+            <w:r>
+              <w:t>1e8cb7b4-d918-4e41-a897-5ec8fcf347f7.mp4</w:t>
+            </w:r>
+          </w:p>
+          <w:p>
+            <w:r>
+              <w:t>HL abduction stretch - a230c5c59f26476cad447d6a27a0f476.mp4</w:t>
+            </w:r>
+          </w:p>
+          <w:p>
+            <w:r>
+              <w:t xml:space="preserve">FL pro - </w:t>
+            </w:r>
+            <w:r>
+              <w:t>02c657e7274145b397a4d438c74f4d57.mp4</w:t>
+            </w:r>
+            <w:r>
+              <w:t xml:space="preserve"> [says </w:t>
+            </w:r>
+            <w:r>
+              <w:rPr>
+                <w:highlight w:val="yellow"/>
+              </w:rPr>
+              <w:t>shoulder PROM</w:t>
+            </w:r>
+            <w:r>
+              <w:t xml:space="preserve"> on the video though]</w:t>
+            </w:r>
+          </w:p>
+          <w:p>
+            <w:r>
+              <w:t xml:space="preserve">FL pro and re - </w:t>
+            </w:r>
+            <w:r>
+              <w:t>02c657e7274145b397a4d438c74f4d57.mp4</w:t>
+            </w:r>
+            <w:r>
+              <w:t xml:space="preserve"> [says </w:t>
+            </w:r>
+            <w:r>
+              <w:rPr>
+                <w:highlight w:val="yellow"/>
+              </w:rPr>
+              <w:t>shoulder PROM</w:t>
+            </w:r>
+            <w:r>
+              <w:t xml:space="preserve"> on the video though</w:t>
+            </w:r>
+            <w:r>
+              <w:t>]</w:t>
+            </w:r>
+          </w:p>
+          <w:p>
+            <w:r>
+              <w:lastRenderedPageBreak/>
+              <w:t xml:space="preserve">FL pro and re - </w:t>
+            </w:r>
+            <w:r>
+              <w:t>02c657e7274145b397a4d438c74f4d57.mp4</w:t>
+            </w:r>
+            <w:r>
+              <w:t xml:space="preserve"> [says </w:t>
+            </w:r>
+            <w:r>
+              <w:rPr>
+                <w:highlight w:val="yellow"/>
+              </w:rPr>
+              <w:t>shoulder PROM</w:t>
+            </w:r>
+            <w:r>
+              <w:t xml:space="preserve"> on the video though]</w:t>
+            </w:r>
+          </w:p>
+          <w:p>
+            <w:r>
+              <w:t xml:space="preserve">LR FL protraction and retraction </w:t>
+            </w:r>
+            <w:proofErr w:type="gramStart"/>
+            <w:r>
+              <w:t>stretches</w:t>
+            </w:r>
+            <w:proofErr w:type="gramEnd"/>
+            <w:r>
+              <w:t xml:space="preserve"> - v24044gl0000d3ekig7og65iinqretlg.mp4</w:t>
+            </w:r>
+            <w:r>
+              <w:t xml:space="preserve"> [says </w:t>
+            </w:r>
+            <w:r>
+              <w:rPr>
+                <w:highlight w:val="yellow"/>
+              </w:rPr>
+              <w:t>shoulder PROM</w:t>
+            </w:r>
+            <w:r>
+              <w:t xml:space="preserve"> on the video though]</w:t>
+            </w:r>
+          </w:p>
+          <w:p/>
+        </w:tc>
+      </w:tr>
+      <w:tr>
+        <w:trPr>
+          <w:trHeight w:val="629"/>
+        </w:trPr>
+        <w:tc>
+          <w:tcPr>
+            <w:tcW w:w="5954" w:type="dxa"/>
+          </w:tcPr>
+          <w:p>
+            <w:r>
+              <w:lastRenderedPageBreak/>
               <w:t>Raised HL L2S</w:t>
             </w:r>
           </w:p>
         </w:tc>
         <w:tc>
           <w:tcPr>
-            <w:tcW w:w="9582" w:type="dxa"/>
+            <w:tcW w:w="4678" w:type="dxa"/>
           </w:tcPr>
           <w:p>
             <w:r>
@@ -1193,53 +2125,86 @@
             </w:r>
           </w:p>
         </w:tc>
-      </w:tr>
-    </w:tbl>
-    <w:p/>
-    <w:p/>
-    <w:p/>
-    <w:tbl>
-      <w:tblPr>
-        <w:tblStyle w:val="TableGrid"/>
-        <w:tblW w:w="14737" w:type="dxa"/>
-        <w:tblLook w:val="04A0" w:firstRow="1" w:lastRow="0" w:firstColumn="1" w:lastColumn="0" w:noHBand="0" w:noVBand="1"/>
-      </w:tblPr>
-      <w:tblGrid>
-        <w:gridCol w:w="4649"/>
-        <w:gridCol w:w="10088"/>
-      </w:tblGrid>
-      <w:tr>
-        <w:tc>
-          <w:tcPr>
-            <w:tcW w:w="4649" w:type="dxa"/>
+        <w:tc>
+          <w:tcPr>
+            <w:tcW w:w="5528" w:type="dxa"/>
+          </w:tcPr>
+          <w:p>
+            <w:r>
+              <w:t>Raised HL bows - IMG_0181.mp4</w:t>
+            </w:r>
+          </w:p>
+        </w:tc>
+      </w:tr>
+      <w:tr>
+        <w:tc>
+          <w:tcPr>
+            <w:tcW w:w="5954" w:type="dxa"/>
           </w:tcPr>
           <w:p>
             <w:pPr>
               <w:jc w:val="center"/>
+              <w:rPr>
+                <w:b/>
+                <w:bCs/>
+              </w:rPr>
             </w:pPr>
             <w:r>
+              <w:rPr>
+                <w:b/>
+                <w:bCs/>
+              </w:rPr>
               <w:t>Exercise (from the book)</w:t>
             </w:r>
           </w:p>
         </w:tc>
         <w:tc>
           <w:tcPr>
-            <w:tcW w:w="10088" w:type="dxa"/>
+            <w:tcW w:w="4678" w:type="dxa"/>
           </w:tcPr>
           <w:p>
             <w:pPr>
               <w:jc w:val="center"/>
+              <w:rPr>
+                <w:b/>
+                <w:bCs/>
+              </w:rPr>
             </w:pPr>
             <w:r>
+              <w:rPr>
+                <w:b/>
+                <w:bCs/>
+              </w:rPr>
               <w:t>Video</w:t>
             </w:r>
           </w:p>
         </w:tc>
-      </w:tr>
-      <w:tr>
-        <w:tc>
-          <w:tcPr>
-            <w:tcW w:w="4649" w:type="dxa"/>
+        <w:tc>
+          <w:tcPr>
+            <w:tcW w:w="5528" w:type="dxa"/>
+          </w:tcPr>
+          <w:p>
+            <w:pPr>
+              <w:jc w:val="center"/>
+              <w:rPr>
+                <w:b/>
+                <w:bCs/>
+              </w:rPr>
+            </w:pPr>
+            <w:r>
+              <w:rPr>
+                <w:b/>
+                <w:bCs/>
+              </w:rPr>
+              <w:t>Code</w:t>
+            </w:r>
+          </w:p>
+        </w:tc>
+      </w:tr>
+      <w:tr>
+        <w:tc>
+          <w:tcPr>
+            <w:tcW w:w="5954" w:type="dxa"/>
           </w:tcPr>
           <w:p>
             <w:r>
@@ -1249,19 +2214,25 @@
         </w:tc>
         <w:tc>
           <w:tcPr>
-            <w:tcW w:w="10088" w:type="dxa"/>
-          </w:tcPr>
-          <w:p>
-            <w:r>
-              <w:t>N</w:t>
-            </w:r>
-          </w:p>
-        </w:tc>
-      </w:tr>
-      <w:tr>
-        <w:tc>
-          <w:tcPr>
-            <w:tcW w:w="4649" w:type="dxa"/>
+            <w:tcW w:w="4678" w:type="dxa"/>
+          </w:tcPr>
+          <w:p>
+            <w:r>
+              <w:t>N</w:t>
+            </w:r>
+          </w:p>
+        </w:tc>
+        <w:tc>
+          <w:tcPr>
+            <w:tcW w:w="5528" w:type="dxa"/>
+          </w:tcPr>
+          <w:p/>
+        </w:tc>
+      </w:tr>
+      <w:tr>
+        <w:tc>
+          <w:tcPr>
+            <w:tcW w:w="5954" w:type="dxa"/>
           </w:tcPr>
           <w:p>
             <w:r>
@@ -1271,41 +2242,61 @@
         </w:tc>
         <w:tc>
           <w:tcPr>
-            <w:tcW w:w="10088" w:type="dxa"/>
-          </w:tcPr>
-          <w:p>
-            <w:r>
-              <w:t>N</w:t>
-            </w:r>
-          </w:p>
-        </w:tc>
-      </w:tr>
-      <w:tr>
-        <w:tc>
-          <w:tcPr>
-            <w:tcW w:w="4649" w:type="dxa"/>
-          </w:tcPr>
-          <w:p>
-            <w:r>
-              <w:t>“butt scratch” – tail stim</w:t>
-            </w:r>
-          </w:p>
-        </w:tc>
-        <w:tc>
-          <w:tcPr>
-            <w:tcW w:w="10088" w:type="dxa"/>
-          </w:tcPr>
-          <w:p>
-            <w:r>
-              <w:t>N</w:t>
-            </w:r>
-          </w:p>
-        </w:tc>
-      </w:tr>
-      <w:tr>
-        <w:tc>
-          <w:tcPr>
-            <w:tcW w:w="4649" w:type="dxa"/>
+            <w:tcW w:w="4678" w:type="dxa"/>
+          </w:tcPr>
+          <w:p>
+            <w:r>
+              <w:t>N</w:t>
+            </w:r>
+          </w:p>
+        </w:tc>
+        <w:tc>
+          <w:tcPr>
+            <w:tcW w:w="5528" w:type="dxa"/>
+          </w:tcPr>
+          <w:p/>
+        </w:tc>
+      </w:tr>
+      <w:tr>
+        <w:tc>
+          <w:tcPr>
+            <w:tcW w:w="5954" w:type="dxa"/>
+          </w:tcPr>
+          <w:p>
+            <w:r>
+              <w:t>“</w:t>
+            </w:r>
+            <w:proofErr w:type="gramStart"/>
+            <w:r>
+              <w:t>butt</w:t>
+            </w:r>
+            <w:proofErr w:type="gramEnd"/>
+            <w:r>
+              <w:t xml:space="preserve"> scratch” – tail stim</w:t>
+            </w:r>
+          </w:p>
+        </w:tc>
+        <w:tc>
+          <w:tcPr>
+            <w:tcW w:w="4678" w:type="dxa"/>
+          </w:tcPr>
+          <w:p>
+            <w:r>
+              <w:t>N</w:t>
+            </w:r>
+          </w:p>
+        </w:tc>
+        <w:tc>
+          <w:tcPr>
+            <w:tcW w:w="5528" w:type="dxa"/>
+          </w:tcPr>
+          <w:p/>
+        </w:tc>
+      </w:tr>
+      <w:tr>
+        <w:tc>
+          <w:tcPr>
+            <w:tcW w:w="5954" w:type="dxa"/>
           </w:tcPr>
           <w:p>
             <w:r>
@@ -1315,19 +2306,25 @@
         </w:tc>
         <w:tc>
           <w:tcPr>
-            <w:tcW w:w="10088" w:type="dxa"/>
-          </w:tcPr>
-          <w:p>
-            <w:r>
-              <w:t>N</w:t>
-            </w:r>
-          </w:p>
-        </w:tc>
-      </w:tr>
-      <w:tr>
-        <w:tc>
-          <w:tcPr>
-            <w:tcW w:w="4649" w:type="dxa"/>
+            <w:tcW w:w="4678" w:type="dxa"/>
+          </w:tcPr>
+          <w:p>
+            <w:r>
+              <w:t>N</w:t>
+            </w:r>
+          </w:p>
+        </w:tc>
+        <w:tc>
+          <w:tcPr>
+            <w:tcW w:w="5528" w:type="dxa"/>
+          </w:tcPr>
+          <w:p/>
+        </w:tc>
+      </w:tr>
+      <w:tr>
+        <w:tc>
+          <w:tcPr>
+            <w:tcW w:w="5954" w:type="dxa"/>
           </w:tcPr>
           <w:p>
             <w:r>
@@ -1337,19 +2334,25 @@
         </w:tc>
         <w:tc>
           <w:tcPr>
-            <w:tcW w:w="10088" w:type="dxa"/>
-          </w:tcPr>
-          <w:p>
-            <w:r>
-              <w:t>N</w:t>
-            </w:r>
-          </w:p>
-        </w:tc>
-      </w:tr>
-      <w:tr>
-        <w:tc>
-          <w:tcPr>
-            <w:tcW w:w="4649" w:type="dxa"/>
+            <w:tcW w:w="4678" w:type="dxa"/>
+          </w:tcPr>
+          <w:p>
+            <w:r>
+              <w:t>N</w:t>
+            </w:r>
+          </w:p>
+        </w:tc>
+        <w:tc>
+          <w:tcPr>
+            <w:tcW w:w="5528" w:type="dxa"/>
+          </w:tcPr>
+          <w:p/>
+        </w:tc>
+      </w:tr>
+      <w:tr>
+        <w:tc>
+          <w:tcPr>
+            <w:tcW w:w="5954" w:type="dxa"/>
           </w:tcPr>
           <w:p>
             <w:r>
@@ -1359,19 +2362,25 @@
         </w:tc>
         <w:tc>
           <w:tcPr>
-            <w:tcW w:w="10088" w:type="dxa"/>
-          </w:tcPr>
-          <w:p>
-            <w:r>
-              <w:t>N</w:t>
-            </w:r>
-          </w:p>
-        </w:tc>
-      </w:tr>
-      <w:tr>
-        <w:tc>
-          <w:tcPr>
-            <w:tcW w:w="4649" w:type="dxa"/>
+            <w:tcW w:w="4678" w:type="dxa"/>
+          </w:tcPr>
+          <w:p>
+            <w:r>
+              <w:t>N</w:t>
+            </w:r>
+          </w:p>
+        </w:tc>
+        <w:tc>
+          <w:tcPr>
+            <w:tcW w:w="5528" w:type="dxa"/>
+          </w:tcPr>
+          <w:p/>
+        </w:tc>
+      </w:tr>
+      <w:tr>
+        <w:tc>
+          <w:tcPr>
+            <w:tcW w:w="5954" w:type="dxa"/>
           </w:tcPr>
           <w:p>
             <w:r>
@@ -1381,19 +2390,25 @@
         </w:tc>
         <w:tc>
           <w:tcPr>
-            <w:tcW w:w="10088" w:type="dxa"/>
-          </w:tcPr>
-          <w:p>
-            <w:r>
-              <w:t>N</w:t>
-            </w:r>
-          </w:p>
-        </w:tc>
-      </w:tr>
-      <w:tr>
-        <w:tc>
-          <w:tcPr>
-            <w:tcW w:w="4649" w:type="dxa"/>
+            <w:tcW w:w="4678" w:type="dxa"/>
+          </w:tcPr>
+          <w:p>
+            <w:r>
+              <w:t>N</w:t>
+            </w:r>
+          </w:p>
+        </w:tc>
+        <w:tc>
+          <w:tcPr>
+            <w:tcW w:w="5528" w:type="dxa"/>
+          </w:tcPr>
+          <w:p/>
+        </w:tc>
+      </w:tr>
+      <w:tr>
+        <w:tc>
+          <w:tcPr>
+            <w:tcW w:w="5954" w:type="dxa"/>
           </w:tcPr>
           <w:p>
             <w:r>
@@ -1403,7 +2418,7 @@
         </w:tc>
         <w:tc>
           <w:tcPr>
-            <w:tcW w:w="10088" w:type="dxa"/>
+            <w:tcW w:w="4678" w:type="dxa"/>
           </w:tcPr>
           <w:p>
             <w:r>
@@ -1411,11 +2426,21 @@
             </w:r>
           </w:p>
         </w:tc>
-      </w:tr>
-      <w:tr>
-        <w:tc>
-          <w:tcPr>
-            <w:tcW w:w="4649" w:type="dxa"/>
+        <w:tc>
+          <w:tcPr>
+            <w:tcW w:w="5528" w:type="dxa"/>
+          </w:tcPr>
+          <w:p>
+            <w:r>
+              <w:t>Raised HL stands - IMG_0180.mp4</w:t>
+            </w:r>
+          </w:p>
+        </w:tc>
+      </w:tr>
+      <w:tr>
+        <w:tc>
+          <w:tcPr>
+            <w:tcW w:w="5954" w:type="dxa"/>
           </w:tcPr>
           <w:p>
             <w:r>
@@ -1425,19 +2450,25 @@
         </w:tc>
         <w:tc>
           <w:tcPr>
-            <w:tcW w:w="10088" w:type="dxa"/>
-          </w:tcPr>
-          <w:p>
-            <w:r>
-              <w:t>N</w:t>
-            </w:r>
-          </w:p>
-        </w:tc>
-      </w:tr>
-      <w:tr>
-        <w:tc>
-          <w:tcPr>
-            <w:tcW w:w="4649" w:type="dxa"/>
+            <w:tcW w:w="4678" w:type="dxa"/>
+          </w:tcPr>
+          <w:p>
+            <w:r>
+              <w:t>N</w:t>
+            </w:r>
+          </w:p>
+        </w:tc>
+        <w:tc>
+          <w:tcPr>
+            <w:tcW w:w="5528" w:type="dxa"/>
+          </w:tcPr>
+          <w:p/>
+        </w:tc>
+      </w:tr>
+      <w:tr>
+        <w:tc>
+          <w:tcPr>
+            <w:tcW w:w="5954" w:type="dxa"/>
           </w:tcPr>
           <w:p>
             <w:r>
@@ -1447,19 +2478,25 @@
         </w:tc>
         <w:tc>
           <w:tcPr>
-            <w:tcW w:w="10088" w:type="dxa"/>
-          </w:tcPr>
-          <w:p>
-            <w:r>
-              <w:t>N</w:t>
-            </w:r>
-          </w:p>
-        </w:tc>
-      </w:tr>
-      <w:tr>
-        <w:tc>
-          <w:tcPr>
-            <w:tcW w:w="4649" w:type="dxa"/>
+            <w:tcW w:w="4678" w:type="dxa"/>
+          </w:tcPr>
+          <w:p>
+            <w:r>
+              <w:t>N</w:t>
+            </w:r>
+          </w:p>
+        </w:tc>
+        <w:tc>
+          <w:tcPr>
+            <w:tcW w:w="5528" w:type="dxa"/>
+          </w:tcPr>
+          <w:p/>
+        </w:tc>
+      </w:tr>
+      <w:tr>
+        <w:tc>
+          <w:tcPr>
+            <w:tcW w:w="5954" w:type="dxa"/>
           </w:tcPr>
           <w:p>
             <w:r>
@@ -1469,19 +2506,25 @@
         </w:tc>
         <w:tc>
           <w:tcPr>
-            <w:tcW w:w="10088" w:type="dxa"/>
-          </w:tcPr>
-          <w:p>
-            <w:r>
-              <w:t>N</w:t>
-            </w:r>
-          </w:p>
-        </w:tc>
-      </w:tr>
-      <w:tr>
-        <w:tc>
-          <w:tcPr>
-            <w:tcW w:w="4649" w:type="dxa"/>
+            <w:tcW w:w="4678" w:type="dxa"/>
+          </w:tcPr>
+          <w:p>
+            <w:r>
+              <w:t>N</w:t>
+            </w:r>
+          </w:p>
+        </w:tc>
+        <w:tc>
+          <w:tcPr>
+            <w:tcW w:w="5528" w:type="dxa"/>
+          </w:tcPr>
+          <w:p/>
+        </w:tc>
+      </w:tr>
+      <w:tr>
+        <w:tc>
+          <w:tcPr>
+            <w:tcW w:w="5954" w:type="dxa"/>
           </w:tcPr>
           <w:p>
             <w:r>
@@ -1491,19 +2534,25 @@
         </w:tc>
         <w:tc>
           <w:tcPr>
-            <w:tcW w:w="10088" w:type="dxa"/>
-          </w:tcPr>
-          <w:p>
-            <w:r>
-              <w:t>N</w:t>
-            </w:r>
-          </w:p>
-        </w:tc>
-      </w:tr>
-      <w:tr>
-        <w:tc>
-          <w:tcPr>
-            <w:tcW w:w="4649" w:type="dxa"/>
+            <w:tcW w:w="4678" w:type="dxa"/>
+          </w:tcPr>
+          <w:p>
+            <w:r>
+              <w:t>N</w:t>
+            </w:r>
+          </w:p>
+        </w:tc>
+        <w:tc>
+          <w:tcPr>
+            <w:tcW w:w="5528" w:type="dxa"/>
+          </w:tcPr>
+          <w:p/>
+        </w:tc>
+      </w:tr>
+      <w:tr>
+        <w:tc>
+          <w:tcPr>
+            <w:tcW w:w="5954" w:type="dxa"/>
           </w:tcPr>
           <w:p>
             <w:r>
@@ -1513,19 +2562,25 @@
         </w:tc>
         <w:tc>
           <w:tcPr>
-            <w:tcW w:w="10088" w:type="dxa"/>
-          </w:tcPr>
-          <w:p>
-            <w:r>
-              <w:t>N</w:t>
-            </w:r>
-          </w:p>
-        </w:tc>
-      </w:tr>
-      <w:tr>
-        <w:tc>
-          <w:tcPr>
-            <w:tcW w:w="4649" w:type="dxa"/>
+            <w:tcW w:w="4678" w:type="dxa"/>
+          </w:tcPr>
+          <w:p>
+            <w:r>
+              <w:t>N</w:t>
+            </w:r>
+          </w:p>
+        </w:tc>
+        <w:tc>
+          <w:tcPr>
+            <w:tcW w:w="5528" w:type="dxa"/>
+          </w:tcPr>
+          <w:p/>
+        </w:tc>
+      </w:tr>
+      <w:tr>
+        <w:tc>
+          <w:tcPr>
+            <w:tcW w:w="5954" w:type="dxa"/>
           </w:tcPr>
           <w:p>
             <w:r>
@@ -1535,19 +2590,25 @@
         </w:tc>
         <w:tc>
           <w:tcPr>
-            <w:tcW w:w="10088" w:type="dxa"/>
-          </w:tcPr>
-          <w:p>
-            <w:r>
-              <w:t>N</w:t>
-            </w:r>
-          </w:p>
-        </w:tc>
-      </w:tr>
-      <w:tr>
-        <w:tc>
-          <w:tcPr>
-            <w:tcW w:w="4649" w:type="dxa"/>
+            <w:tcW w:w="4678" w:type="dxa"/>
+          </w:tcPr>
+          <w:p>
+            <w:r>
+              <w:t>N</w:t>
+            </w:r>
+          </w:p>
+        </w:tc>
+        <w:tc>
+          <w:tcPr>
+            <w:tcW w:w="5528" w:type="dxa"/>
+          </w:tcPr>
+          <w:p/>
+        </w:tc>
+      </w:tr>
+      <w:tr>
+        <w:tc>
+          <w:tcPr>
+            <w:tcW w:w="5954" w:type="dxa"/>
           </w:tcPr>
           <w:p>
             <w:r>
@@ -1557,41 +2618,58 @@
         </w:tc>
         <w:tc>
           <w:tcPr>
-            <w:tcW w:w="10088" w:type="dxa"/>
-          </w:tcPr>
-          <w:p>
-            <w:r>
-              <w:t>N</w:t>
-            </w:r>
-          </w:p>
-        </w:tc>
-      </w:tr>
-      <w:tr>
-        <w:tc>
-          <w:tcPr>
-            <w:tcW w:w="4649" w:type="dxa"/>
-          </w:tcPr>
-          <w:p>
-            <w:r>
-              <w:t xml:space="preserve">Parastanding </w:t>
-            </w:r>
-          </w:p>
-        </w:tc>
-        <w:tc>
-          <w:tcPr>
-            <w:tcW w:w="10088" w:type="dxa"/>
-          </w:tcPr>
-          <w:p>
-            <w:r>
-              <w:t>N</w:t>
-            </w:r>
-          </w:p>
-        </w:tc>
-      </w:tr>
-      <w:tr>
-        <w:tc>
-          <w:tcPr>
-            <w:tcW w:w="4649" w:type="dxa"/>
+            <w:tcW w:w="4678" w:type="dxa"/>
+          </w:tcPr>
+          <w:p>
+            <w:r>
+              <w:t>N</w:t>
+            </w:r>
+          </w:p>
+        </w:tc>
+        <w:tc>
+          <w:tcPr>
+            <w:tcW w:w="5528" w:type="dxa"/>
+          </w:tcPr>
+          <w:p/>
+        </w:tc>
+      </w:tr>
+      <w:tr>
+        <w:tc>
+          <w:tcPr>
+            <w:tcW w:w="5954" w:type="dxa"/>
+          </w:tcPr>
+          <w:p>
+            <w:proofErr w:type="spellStart"/>
+            <w:r>
+              <w:t>Parastanding</w:t>
+            </w:r>
+            <w:proofErr w:type="spellEnd"/>
+            <w:r>
+              <w:t xml:space="preserve"> </w:t>
+            </w:r>
+          </w:p>
+        </w:tc>
+        <w:tc>
+          <w:tcPr>
+            <w:tcW w:w="4678" w:type="dxa"/>
+          </w:tcPr>
+          <w:p>
+            <w:r>
+              <w:t>N</w:t>
+            </w:r>
+          </w:p>
+        </w:tc>
+        <w:tc>
+          <w:tcPr>
+            <w:tcW w:w="5528" w:type="dxa"/>
+          </w:tcPr>
+          <w:p/>
+        </w:tc>
+      </w:tr>
+      <w:tr>
+        <w:tc>
+          <w:tcPr>
+            <w:tcW w:w="5954" w:type="dxa"/>
           </w:tcPr>
           <w:p>
             <w:r>
@@ -1601,7 +2679,7 @@
         </w:tc>
         <w:tc>
           <w:tcPr>
-            <w:tcW w:w="10088" w:type="dxa"/>
+            <w:tcW w:w="4678" w:type="dxa"/>
           </w:tcPr>
           <w:p>
             <w:r>
@@ -1609,11 +2687,21 @@
             </w:r>
           </w:p>
         </w:tc>
-      </w:tr>
-      <w:tr>
-        <w:tc>
-          <w:tcPr>
-            <w:tcW w:w="4649" w:type="dxa"/>
+        <w:tc>
+          <w:tcPr>
+            <w:tcW w:w="5528" w:type="dxa"/>
+          </w:tcPr>
+          <w:p>
+            <w:r>
+              <w:t>Raised HL bows - IMG_0181.mp4</w:t>
+            </w:r>
+          </w:p>
+        </w:tc>
+      </w:tr>
+      <w:tr>
+        <w:tc>
+          <w:tcPr>
+            <w:tcW w:w="5954" w:type="dxa"/>
           </w:tcPr>
           <w:p>
             <w:r>
@@ -1623,19 +2711,25 @@
         </w:tc>
         <w:tc>
           <w:tcPr>
-            <w:tcW w:w="10088" w:type="dxa"/>
-          </w:tcPr>
-          <w:p>
-            <w:r>
-              <w:t>N</w:t>
-            </w:r>
-          </w:p>
-        </w:tc>
-      </w:tr>
-      <w:tr>
-        <w:tc>
-          <w:tcPr>
-            <w:tcW w:w="4649" w:type="dxa"/>
+            <w:tcW w:w="4678" w:type="dxa"/>
+          </w:tcPr>
+          <w:p>
+            <w:r>
+              <w:t>N</w:t>
+            </w:r>
+          </w:p>
+        </w:tc>
+        <w:tc>
+          <w:tcPr>
+            <w:tcW w:w="5528" w:type="dxa"/>
+          </w:tcPr>
+          <w:p/>
+        </w:tc>
+      </w:tr>
+      <w:tr>
+        <w:tc>
+          <w:tcPr>
+            <w:tcW w:w="5954" w:type="dxa"/>
           </w:tcPr>
           <w:p>
             <w:r>
@@ -1645,41 +2739,54 @@
         </w:tc>
         <w:tc>
           <w:tcPr>
-            <w:tcW w:w="10088" w:type="dxa"/>
-          </w:tcPr>
-          <w:p>
-            <w:r>
-              <w:t>N</w:t>
-            </w:r>
-          </w:p>
-        </w:tc>
-      </w:tr>
-      <w:tr>
-        <w:tc>
-          <w:tcPr>
-            <w:tcW w:w="4649" w:type="dxa"/>
-          </w:tcPr>
-          <w:p>
-            <w:r>
+            <w:tcW w:w="4678" w:type="dxa"/>
+          </w:tcPr>
+          <w:p>
+            <w:r>
+              <w:t>N</w:t>
+            </w:r>
+          </w:p>
+        </w:tc>
+        <w:tc>
+          <w:tcPr>
+            <w:tcW w:w="5528" w:type="dxa"/>
+          </w:tcPr>
+          <w:p/>
+        </w:tc>
+      </w:tr>
+      <w:tr>
+        <w:tc>
+          <w:tcPr>
+            <w:tcW w:w="5954" w:type="dxa"/>
+          </w:tcPr>
+          <w:p>
+            <w:r>
+              <w:lastRenderedPageBreak/>
               <w:t>Resistance band stands</w:t>
             </w:r>
           </w:p>
         </w:tc>
         <w:tc>
           <w:tcPr>
-            <w:tcW w:w="10088" w:type="dxa"/>
-          </w:tcPr>
-          <w:p>
-            <w:r>
-              <w:t>N</w:t>
-            </w:r>
-          </w:p>
-        </w:tc>
-      </w:tr>
-      <w:tr>
-        <w:tc>
-          <w:tcPr>
-            <w:tcW w:w="4649" w:type="dxa"/>
+            <w:tcW w:w="4678" w:type="dxa"/>
+          </w:tcPr>
+          <w:p>
+            <w:r>
+              <w:t>N</w:t>
+            </w:r>
+          </w:p>
+        </w:tc>
+        <w:tc>
+          <w:tcPr>
+            <w:tcW w:w="5528" w:type="dxa"/>
+          </w:tcPr>
+          <w:p/>
+        </w:tc>
+      </w:tr>
+      <w:tr>
+        <w:tc>
+          <w:tcPr>
+            <w:tcW w:w="5954" w:type="dxa"/>
           </w:tcPr>
           <w:p>
             <w:r>
@@ -1689,19 +2796,25 @@
         </w:tc>
         <w:tc>
           <w:tcPr>
-            <w:tcW w:w="10088" w:type="dxa"/>
-          </w:tcPr>
-          <w:p>
-            <w:r>
-              <w:t>N</w:t>
-            </w:r>
-          </w:p>
-        </w:tc>
-      </w:tr>
-      <w:tr>
-        <w:tc>
-          <w:tcPr>
-            <w:tcW w:w="4649" w:type="dxa"/>
+            <w:tcW w:w="4678" w:type="dxa"/>
+          </w:tcPr>
+          <w:p>
+            <w:r>
+              <w:t>N</w:t>
+            </w:r>
+          </w:p>
+        </w:tc>
+        <w:tc>
+          <w:tcPr>
+            <w:tcW w:w="5528" w:type="dxa"/>
+          </w:tcPr>
+          <w:p/>
+        </w:tc>
+      </w:tr>
+      <w:tr>
+        <w:tc>
+          <w:tcPr>
+            <w:tcW w:w="5954" w:type="dxa"/>
           </w:tcPr>
           <w:p>
             <w:r>
@@ -1711,41 +2824,55 @@
         </w:tc>
         <w:tc>
           <w:tcPr>
-            <w:tcW w:w="10088" w:type="dxa"/>
-          </w:tcPr>
-          <w:p>
-            <w:r>
-              <w:t>N</w:t>
-            </w:r>
-          </w:p>
-        </w:tc>
-      </w:tr>
-      <w:tr>
-        <w:tc>
-          <w:tcPr>
-            <w:tcW w:w="4649" w:type="dxa"/>
-          </w:tcPr>
-          <w:p>
+            <w:tcW w:w="4678" w:type="dxa"/>
+          </w:tcPr>
+          <w:p>
+            <w:r>
+              <w:t>N</w:t>
+            </w:r>
+          </w:p>
+        </w:tc>
+        <w:tc>
+          <w:tcPr>
+            <w:tcW w:w="5528" w:type="dxa"/>
+          </w:tcPr>
+          <w:p/>
+        </w:tc>
+      </w:tr>
+      <w:tr>
+        <w:tc>
+          <w:tcPr>
+            <w:tcW w:w="5954" w:type="dxa"/>
+          </w:tcPr>
+          <w:p>
+            <w:proofErr w:type="gramStart"/>
             <w:r>
               <w:t>Side step</w:t>
             </w:r>
-          </w:p>
-        </w:tc>
-        <w:tc>
-          <w:tcPr>
-            <w:tcW w:w="10088" w:type="dxa"/>
-          </w:tcPr>
-          <w:p>
-            <w:r>
-              <w:t>N</w:t>
-            </w:r>
-          </w:p>
-        </w:tc>
-      </w:tr>
-      <w:tr>
-        <w:tc>
-          <w:tcPr>
-            <w:tcW w:w="4649" w:type="dxa"/>
+            <w:proofErr w:type="gramEnd"/>
+          </w:p>
+        </w:tc>
+        <w:tc>
+          <w:tcPr>
+            <w:tcW w:w="4678" w:type="dxa"/>
+          </w:tcPr>
+          <w:p>
+            <w:r>
+              <w:t>N</w:t>
+            </w:r>
+          </w:p>
+        </w:tc>
+        <w:tc>
+          <w:tcPr>
+            <w:tcW w:w="5528" w:type="dxa"/>
+          </w:tcPr>
+          <w:p/>
+        </w:tc>
+      </w:tr>
+      <w:tr>
+        <w:tc>
+          <w:tcPr>
+            <w:tcW w:w="5954" w:type="dxa"/>
           </w:tcPr>
           <w:p>
             <w:r>
@@ -1755,19 +2882,25 @@
         </w:tc>
         <w:tc>
           <w:tcPr>
-            <w:tcW w:w="10088" w:type="dxa"/>
-          </w:tcPr>
-          <w:p>
-            <w:r>
-              <w:t>N</w:t>
-            </w:r>
-          </w:p>
-        </w:tc>
-      </w:tr>
-      <w:tr>
-        <w:tc>
-          <w:tcPr>
-            <w:tcW w:w="4649" w:type="dxa"/>
+            <w:tcW w:w="4678" w:type="dxa"/>
+          </w:tcPr>
+          <w:p>
+            <w:r>
+              <w:t>N</w:t>
+            </w:r>
+          </w:p>
+        </w:tc>
+        <w:tc>
+          <w:tcPr>
+            <w:tcW w:w="5528" w:type="dxa"/>
+          </w:tcPr>
+          <w:p/>
+        </w:tc>
+      </w:tr>
+      <w:tr>
+        <w:tc>
+          <w:tcPr>
+            <w:tcW w:w="5954" w:type="dxa"/>
           </w:tcPr>
           <w:p>
             <w:r>
@@ -1777,19 +2910,25 @@
         </w:tc>
         <w:tc>
           <w:tcPr>
-            <w:tcW w:w="10088" w:type="dxa"/>
-          </w:tcPr>
-          <w:p>
-            <w:r>
-              <w:t>N</w:t>
-            </w:r>
-          </w:p>
-        </w:tc>
-      </w:tr>
-      <w:tr>
-        <w:tc>
-          <w:tcPr>
-            <w:tcW w:w="4649" w:type="dxa"/>
+            <w:tcW w:w="4678" w:type="dxa"/>
+          </w:tcPr>
+          <w:p>
+            <w:r>
+              <w:t>N</w:t>
+            </w:r>
+          </w:p>
+        </w:tc>
+        <w:tc>
+          <w:tcPr>
+            <w:tcW w:w="5528" w:type="dxa"/>
+          </w:tcPr>
+          <w:p/>
+        </w:tc>
+      </w:tr>
+      <w:tr>
+        <w:tc>
+          <w:tcPr>
+            <w:tcW w:w="5954" w:type="dxa"/>
           </w:tcPr>
           <w:p>
             <w:r>
@@ -1799,19 +2938,25 @@
         </w:tc>
         <w:tc>
           <w:tcPr>
-            <w:tcW w:w="10088" w:type="dxa"/>
-          </w:tcPr>
-          <w:p>
-            <w:r>
-              <w:t>N</w:t>
-            </w:r>
-          </w:p>
-        </w:tc>
-      </w:tr>
-      <w:tr>
-        <w:tc>
-          <w:tcPr>
-            <w:tcW w:w="4649" w:type="dxa"/>
+            <w:tcW w:w="4678" w:type="dxa"/>
+          </w:tcPr>
+          <w:p>
+            <w:r>
+              <w:t>N</w:t>
+            </w:r>
+          </w:p>
+        </w:tc>
+        <w:tc>
+          <w:tcPr>
+            <w:tcW w:w="5528" w:type="dxa"/>
+          </w:tcPr>
+          <w:p/>
+        </w:tc>
+      </w:tr>
+      <w:tr>
+        <w:tc>
+          <w:tcPr>
+            <w:tcW w:w="5954" w:type="dxa"/>
           </w:tcPr>
           <w:p>
             <w:r>
@@ -1821,42 +2966,53 @@
         </w:tc>
         <w:tc>
           <w:tcPr>
-            <w:tcW w:w="10088" w:type="dxa"/>
-          </w:tcPr>
-          <w:p>
-            <w:r>
-              <w:t>N</w:t>
-            </w:r>
-          </w:p>
-        </w:tc>
-      </w:tr>
-      <w:tr>
-        <w:tc>
-          <w:tcPr>
-            <w:tcW w:w="4649" w:type="dxa"/>
-          </w:tcPr>
-          <w:p>
-            <w:r>
-              <w:lastRenderedPageBreak/>
+            <w:tcW w:w="4678" w:type="dxa"/>
+          </w:tcPr>
+          <w:p>
+            <w:r>
+              <w:t>N</w:t>
+            </w:r>
+          </w:p>
+        </w:tc>
+        <w:tc>
+          <w:tcPr>
+            <w:tcW w:w="5528" w:type="dxa"/>
+          </w:tcPr>
+          <w:p/>
+        </w:tc>
+      </w:tr>
+      <w:tr>
+        <w:tc>
+          <w:tcPr>
+            <w:tcW w:w="5954" w:type="dxa"/>
+          </w:tcPr>
+          <w:p>
+            <w:r>
               <w:t>Tug-of-war</w:t>
             </w:r>
           </w:p>
         </w:tc>
         <w:tc>
           <w:tcPr>
-            <w:tcW w:w="10088" w:type="dxa"/>
-          </w:tcPr>
-          <w:p>
-            <w:r>
-              <w:t>N</w:t>
-            </w:r>
-          </w:p>
-        </w:tc>
-      </w:tr>
-      <w:tr>
-        <w:tc>
-          <w:tcPr>
-            <w:tcW w:w="4649" w:type="dxa"/>
+            <w:tcW w:w="4678" w:type="dxa"/>
+          </w:tcPr>
+          <w:p>
+            <w:r>
+              <w:t>N</w:t>
+            </w:r>
+          </w:p>
+        </w:tc>
+        <w:tc>
+          <w:tcPr>
+            <w:tcW w:w="5528" w:type="dxa"/>
+          </w:tcPr>
+          <w:p/>
+        </w:tc>
+      </w:tr>
+      <w:tr>
+        <w:tc>
+          <w:tcPr>
+            <w:tcW w:w="5954" w:type="dxa"/>
           </w:tcPr>
           <w:p>
             <w:r>
@@ -1866,19 +3022,25 @@
         </w:tc>
         <w:tc>
           <w:tcPr>
-            <w:tcW w:w="10088" w:type="dxa"/>
-          </w:tcPr>
-          <w:p>
-            <w:r>
-              <w:t>N</w:t>
-            </w:r>
-          </w:p>
-        </w:tc>
-      </w:tr>
-      <w:tr>
-        <w:tc>
-          <w:tcPr>
-            <w:tcW w:w="4649" w:type="dxa"/>
+            <w:tcW w:w="4678" w:type="dxa"/>
+          </w:tcPr>
+          <w:p>
+            <w:r>
+              <w:t>N</w:t>
+            </w:r>
+          </w:p>
+        </w:tc>
+        <w:tc>
+          <w:tcPr>
+            <w:tcW w:w="5528" w:type="dxa"/>
+          </w:tcPr>
+          <w:p/>
+        </w:tc>
+      </w:tr>
+      <w:tr>
+        <w:tc>
+          <w:tcPr>
+            <w:tcW w:w="5954" w:type="dxa"/>
           </w:tcPr>
           <w:p>
             <w:r>
@@ -1888,13 +3050,19 @@
         </w:tc>
         <w:tc>
           <w:tcPr>
-            <w:tcW w:w="10088" w:type="dxa"/>
-          </w:tcPr>
-          <w:p>
-            <w:r>
-              <w:t>N</w:t>
-            </w:r>
-          </w:p>
+            <w:tcW w:w="4678" w:type="dxa"/>
+          </w:tcPr>
+          <w:p>
+            <w:r>
+              <w:t>N</w:t>
+            </w:r>
+          </w:p>
+        </w:tc>
+        <w:tc>
+          <w:tcPr>
+            <w:tcW w:w="5528" w:type="dxa"/>
+          </w:tcPr>
+          <w:p/>
         </w:tc>
       </w:tr>
     </w:tbl>
